--- a/pr-preview/pr-13/chapters/iff-existence-disproof-tracked-changes.docx
+++ b/pr-preview/pr-13/chapters/iff-existence-disproof-tracked-changes.docx
@@ -28,7 +28,7 @@
       </w:pPr>
       <w:ins w:id="3" w:author="PR Preview" w:date="2026-01-01T00:00:00Z">
         <w:r>
-          <w:t xml:space="preserve">Last modified: 2026-10-23 14:22:17 (PDT)</w:t>
+          <w:t xml:space="preserve">Last modified: 2026-10-23 14:30:12 (PDT)</w:t>
         </w:r>
       </w:ins>
     </w:p>
@@ -6808,26 +6808,63 @@
             <w:rPr>
               <w:rStyle w:val="Hyperlink"/>
             </w:rPr>
-            <w:t xml:space="preserve">Theorem: $\sqrt{2}$ is irrational</w:t>
+            <w:t xml:space="preserve">Theorem:</w:t>
+          </w:r>
+        </w:ins>
+        <w:ins w:id="538" w:author="PR Preview" w:date="2026-01-01T00:00:00Z">
+          <w:r>
+            <w:rPr>
+              <w:rStyle w:val="Hyperlink"/>
+            </w:rPr>
+            <w:t xml:space="preserve"> </w:t>
+          </w:r>
+        </w:ins>
+        <m:oMath>
+          <m:rad>
+            <m:radPr>
+              <m:degHide m:val="on"/>
+            </m:radPr>
+            <m:deg/>
+            <m:e>
+              <m:r>
+                <m:t>2</m:t>
+              </m:r>
+            </m:e>
+          </m:rad>
+        </m:oMath>
+        <w:ins w:id="539" w:author="PR Preview" w:date="2026-01-01T00:00:00Z">
+          <w:r>
+            <w:rPr>
+              <w:rStyle w:val="Hyperlink"/>
+            </w:rPr>
+            <w:t xml:space="preserve"> </w:t>
+          </w:r>
+        </w:ins>
+        <w:ins w:id="540" w:author="PR Preview" w:date="2026-01-01T00:00:00Z">
+          <w:r>
+            <w:rPr>
+              <w:rStyle w:val="Hyperlink"/>
+            </w:rPr>
+            <w:t xml:space="preserve">is irrational</w:t>
           </w:r>
         </w:ins>
       </w:hyperlink>
-      <w:ins w:id="538" w:author="PR Preview" w:date="2026-01-01T00:00:00Z">
+      <w:ins w:id="541" w:author="PR Preview" w:date="2026-01-01T00:00:00Z">
         <w:r>
           <w:t xml:space="preserve">).</w:t>
         </w:r>
       </w:ins>
-      <w:ins w:id="539" w:author="PR Preview" w:date="2026-01-01T00:00:00Z">
-        <w:r>
-          <w:t xml:space="preserve"> </w:t>
-        </w:r>
-      </w:ins>
-      <w:ins w:id="540" w:author="PR Preview" w:date="2026-01-01T00:00:00Z">
+      <w:ins w:id="542" w:author="PR Preview" w:date="2026-01-01T00:00:00Z">
+        <w:r>
+          <w:t xml:space="preserve"> </w:t>
+        </w:r>
+      </w:ins>
+      <w:ins w:id="543" w:author="PR Preview" w:date="2026-01-01T00:00:00Z">
         <w:r>
           <w:t xml:space="preserve">Consider</w:t>
         </w:r>
       </w:ins>
-      <w:ins w:id="541" w:author="PR Preview" w:date="2026-01-01T00:00:00Z">
+      <w:ins w:id="544" w:author="PR Preview" w:date="2026-01-01T00:00:00Z">
         <w:r>
           <w:t xml:space="preserve"> </w:t>
         </w:r>
@@ -6862,13 +6899,13 @@
           </m:sup>
         </m:sSup>
       </m:oMath>
-      <w:ins w:id="542" w:author="PR Preview" w:date="2026-01-01T00:00:00Z">
+      <w:ins w:id="545" w:author="PR Preview" w:date="2026-01-01T00:00:00Z">
         <w:r>
           <w:t xml:space="preserve">, and take two cases (</w:t>
         </w:r>
       </w:ins>
       <w:hyperlink r:id="rId41">
-        <w:ins w:id="543" w:author="PR Preview" w:date="2026-01-01T00:00:00Z">
+        <w:ins w:id="546" w:author="PR Preview" w:date="2026-01-01T00:00:00Z">
           <w:r>
             <w:rPr>
               <w:rStyle w:val="Hyperlink"/>
@@ -6877,7 +6914,7 @@
           </w:r>
         </w:ins>
       </w:hyperlink>
-      <w:ins w:id="544" w:author="PR Preview" w:date="2026-01-01T00:00:00Z">
+      <w:ins w:id="547" w:author="PR Preview" w:date="2026-01-01T00:00:00Z">
         <w:r>
           <w:t xml:space="preserve">).</w:t>
         </w:r>
@@ -6887,7 +6924,7 @@
       <w:pPr>
         <w:pStyle w:val="BodyText"/>
       </w:pPr>
-      <w:ins w:id="545" w:author="PR Preview" w:date="2026-01-01T00:00:00Z">
+      <w:ins w:id="548" w:author="PR Preview" w:date="2026-01-01T00:00:00Z">
         <w:r>
           <w:rPr>
             <w:b/>
@@ -6896,7 +6933,7 @@
           <w:t xml:space="preserve">Case 1:</w:t>
         </w:r>
       </w:ins>
-      <w:ins w:id="546" w:author="PR Preview" w:date="2026-01-01T00:00:00Z">
+      <w:ins w:id="549" w:author="PR Preview" w:date="2026-01-01T00:00:00Z">
         <w:r>
           <w:rPr>
             <w:b/>
@@ -6935,7 +6972,7 @@
           </m:sup>
         </m:sSup>
       </m:oMath>
-      <w:ins w:id="547" w:author="PR Preview" w:date="2026-01-01T00:00:00Z">
+      <w:ins w:id="550" w:author="PR Preview" w:date="2026-01-01T00:00:00Z">
         <w:r>
           <w:rPr>
             <w:b/>
@@ -6944,7 +6981,7 @@
           <w:t xml:space="preserve"> </w:t>
         </w:r>
       </w:ins>
-      <w:ins w:id="548" w:author="PR Preview" w:date="2026-01-01T00:00:00Z">
+      <w:ins w:id="551" w:author="PR Preview" w:date="2026-01-01T00:00:00Z">
         <w:r>
           <w:rPr>
             <w:b/>
@@ -6953,17 +6990,17 @@
           <w:t xml:space="preserve">is rational.</w:t>
         </w:r>
       </w:ins>
-      <w:ins w:id="549" w:author="PR Preview" w:date="2026-01-01T00:00:00Z">
-        <w:r>
-          <w:t xml:space="preserve"> </w:t>
-        </w:r>
-      </w:ins>
-      <w:ins w:id="550" w:author="PR Preview" w:date="2026-01-01T00:00:00Z">
+      <w:ins w:id="552" w:author="PR Preview" w:date="2026-01-01T00:00:00Z">
+        <w:r>
+          <w:t xml:space="preserve"> </w:t>
+        </w:r>
+      </w:ins>
+      <w:ins w:id="553" w:author="PR Preview" w:date="2026-01-01T00:00:00Z">
         <w:r>
           <w:t xml:space="preserve">Then</w:t>
         </w:r>
       </w:ins>
-      <w:ins w:id="551" w:author="PR Preview" w:date="2026-01-01T00:00:00Z">
+      <w:ins w:id="554" w:author="PR Preview" w:date="2026-01-01T00:00:00Z">
         <w:r>
           <w:t xml:space="preserve"> </w:t>
         </w:r>
@@ -6990,17 +7027,17 @@
           </m:e>
         </m:rad>
       </m:oMath>
-      <w:ins w:id="552" w:author="PR Preview" w:date="2026-01-01T00:00:00Z">
-        <w:r>
-          <w:t xml:space="preserve"> </w:t>
-        </w:r>
-      </w:ins>
-      <w:ins w:id="553" w:author="PR Preview" w:date="2026-01-01T00:00:00Z">
+      <w:ins w:id="555" w:author="PR Preview" w:date="2026-01-01T00:00:00Z">
+        <w:r>
+          <w:t xml:space="preserve"> </w:t>
+        </w:r>
+      </w:ins>
+      <w:ins w:id="556" w:author="PR Preview" w:date="2026-01-01T00:00:00Z">
         <w:r>
           <w:t xml:space="preserve">and</w:t>
         </w:r>
       </w:ins>
-      <w:ins w:id="554" w:author="PR Preview" w:date="2026-01-01T00:00:00Z">
+      <w:ins w:id="557" w:author="PR Preview" w:date="2026-01-01T00:00:00Z">
         <w:r>
           <w:t xml:space="preserve"> </w:t>
         </w:r>
@@ -7027,12 +7064,12 @@
           </m:e>
         </m:rad>
       </m:oMath>
-      <w:ins w:id="555" w:author="PR Preview" w:date="2026-01-01T00:00:00Z">
-        <w:r>
-          <w:t xml:space="preserve"> </w:t>
-        </w:r>
-      </w:ins>
-      <w:ins w:id="556" w:author="PR Preview" w:date="2026-01-01T00:00:00Z">
+      <w:ins w:id="558" w:author="PR Preview" w:date="2026-01-01T00:00:00Z">
+        <w:r>
+          <w:t xml:space="preserve"> </w:t>
+        </w:r>
+      </w:ins>
+      <w:ins w:id="559" w:author="PR Preview" w:date="2026-01-01T00:00:00Z">
         <w:r>
           <w:t xml:space="preserve">work.</w:t>
         </w:r>
@@ -7042,7 +7079,7 @@
       <w:pPr>
         <w:pStyle w:val="BodyText"/>
       </w:pPr>
-      <w:ins w:id="557" w:author="PR Preview" w:date="2026-01-01T00:00:00Z">
+      <w:ins w:id="560" w:author="PR Preview" w:date="2026-01-01T00:00:00Z">
         <w:r>
           <w:rPr>
             <w:b/>
@@ -7051,7 +7088,7 @@
           <w:t xml:space="preserve">Case 2:</w:t>
         </w:r>
       </w:ins>
-      <w:ins w:id="558" w:author="PR Preview" w:date="2026-01-01T00:00:00Z">
+      <w:ins w:id="561" w:author="PR Preview" w:date="2026-01-01T00:00:00Z">
         <w:r>
           <w:rPr>
             <w:b/>
@@ -7090,7 +7127,7 @@
           </m:sup>
         </m:sSup>
       </m:oMath>
-      <w:ins w:id="559" w:author="PR Preview" w:date="2026-01-01T00:00:00Z">
+      <w:ins w:id="562" w:author="PR Preview" w:date="2026-01-01T00:00:00Z">
         <w:r>
           <w:rPr>
             <w:b/>
@@ -7099,7 +7136,7 @@
           <w:t xml:space="preserve"> </w:t>
         </w:r>
       </w:ins>
-      <w:ins w:id="560" w:author="PR Preview" w:date="2026-01-01T00:00:00Z">
+      <w:ins w:id="563" w:author="PR Preview" w:date="2026-01-01T00:00:00Z">
         <w:r>
           <w:rPr>
             <w:b/>
@@ -7108,17 +7145,17 @@
           <w:t xml:space="preserve">is irrational.</w:t>
         </w:r>
       </w:ins>
-      <w:ins w:id="561" w:author="PR Preview" w:date="2026-01-01T00:00:00Z">
-        <w:r>
-          <w:t xml:space="preserve"> </w:t>
-        </w:r>
-      </w:ins>
-      <w:ins w:id="562" w:author="PR Preview" w:date="2026-01-01T00:00:00Z">
+      <w:ins w:id="564" w:author="PR Preview" w:date="2026-01-01T00:00:00Z">
+        <w:r>
+          <w:t xml:space="preserve"> </w:t>
+        </w:r>
+      </w:ins>
+      <w:ins w:id="565" w:author="PR Preview" w:date="2026-01-01T00:00:00Z">
         <w:r>
           <w:t xml:space="preserve">Then take</w:t>
         </w:r>
       </w:ins>
-      <w:ins w:id="563" w:author="PR Preview" w:date="2026-01-01T00:00:00Z">
+      <w:ins w:id="566" w:author="PR Preview" w:date="2026-01-01T00:00:00Z">
         <w:r>
           <w:t xml:space="preserve"> </w:t>
         </w:r>
@@ -7162,17 +7199,17 @@
           </m:sup>
         </m:sSup>
       </m:oMath>
-      <w:ins w:id="564" w:author="PR Preview" w:date="2026-01-01T00:00:00Z">
-        <w:r>
-          <w:t xml:space="preserve"> </w:t>
-        </w:r>
-      </w:ins>
-      <w:ins w:id="565" w:author="PR Preview" w:date="2026-01-01T00:00:00Z">
+      <w:ins w:id="567" w:author="PR Preview" w:date="2026-01-01T00:00:00Z">
+        <w:r>
+          <w:t xml:space="preserve"> </w:t>
+        </w:r>
+      </w:ins>
+      <w:ins w:id="568" w:author="PR Preview" w:date="2026-01-01T00:00:00Z">
         <w:r>
           <w:t xml:space="preserve">and</w:t>
         </w:r>
       </w:ins>
-      <w:ins w:id="566" w:author="PR Preview" w:date="2026-01-01T00:00:00Z">
+      <w:ins w:id="569" w:author="PR Preview" w:date="2026-01-01T00:00:00Z">
         <w:r>
           <w:t xml:space="preserve"> </w:t>
         </w:r>
@@ -7199,7 +7236,7 @@
           </m:e>
         </m:rad>
       </m:oMath>
-      <w:ins w:id="567" w:author="PR Preview" w:date="2026-01-01T00:00:00Z">
+      <w:ins w:id="570" w:author="PR Preview" w:date="2026-01-01T00:00:00Z">
         <w:r>
           <w:t xml:space="preserve">, both irrational, and</w:t>
         </w:r>
@@ -7517,12 +7554,12 @@
       <w:pPr>
         <w:pStyle w:val="FirstParagraph"/>
       </w:pPr>
-      <w:ins w:id="568" w:author="PR Preview" w:date="2026-01-01T00:00:00Z">
+      <w:ins w:id="571" w:author="PR Preview" w:date="2026-01-01T00:00:00Z">
         <w:r>
           <w:t xml:space="preserve">which is rational, since</w:t>
         </w:r>
       </w:ins>
-      <w:ins w:id="569" w:author="PR Preview" w:date="2026-01-01T00:00:00Z">
+      <w:ins w:id="572" w:author="PR Preview" w:date="2026-01-01T00:00:00Z">
         <w:r>
           <w:t xml:space="preserve"> </w:t>
         </w:r>
@@ -7553,7 +7590,7 @@
           </m:den>
         </m:f>
       </m:oMath>
-      <w:ins w:id="570" w:author="PR Preview" w:date="2026-01-01T00:00:00Z">
+      <w:ins w:id="573" w:author="PR Preview" w:date="2026-01-01T00:00:00Z">
         <w:r>
           <w:t xml:space="preserve">.</w:t>
         </w:r>
@@ -7563,22 +7600,22 @@
       <w:pPr>
         <w:pStyle w:val="BodyText"/>
       </w:pPr>
-      <w:ins w:id="571" w:author="PR Preview" w:date="2026-01-01T00:00:00Z">
+      <w:ins w:id="574" w:author="PR Preview" w:date="2026-01-01T00:00:00Z">
         <w:r>
           <w:t xml:space="preserve">Every number is rational or irrational, so one of the cases holds, and the claim is true.</w:t>
         </w:r>
       </w:ins>
-      <w:ins w:id="572" w:author="PR Preview" w:date="2026-01-01T00:00:00Z">
-        <w:r>
-          <w:t xml:space="preserve"> </w:t>
-        </w:r>
-      </w:ins>
-      <w:ins w:id="573" w:author="PR Preview" w:date="2026-01-01T00:00:00Z">
+      <w:ins w:id="575" w:author="PR Preview" w:date="2026-01-01T00:00:00Z">
+        <w:r>
+          <w:t xml:space="preserve"> </w:t>
+        </w:r>
+      </w:ins>
+      <w:ins w:id="576" w:author="PR Preview" w:date="2026-01-01T00:00:00Z">
         <w:r>
           <w:t xml:space="preserve">The proof does not say which case holds, so it does not name a pair</w:t>
         </w:r>
       </w:ins>
-      <w:ins w:id="574" w:author="PR Preview" w:date="2026-01-01T00:00:00Z">
+      <w:ins w:id="577" w:author="PR Preview" w:date="2026-01-01T00:00:00Z">
         <w:r>
           <w:t xml:space="preserve"> </w:t>
         </w:r>
@@ -7597,12 +7634,12 @@
           <m:t>y</m:t>
         </m:r>
       </m:oMath>
-      <w:ins w:id="575" w:author="PR Preview" w:date="2026-01-01T00:00:00Z">
-        <w:r>
-          <w:t xml:space="preserve"> </w:t>
-        </w:r>
-      </w:ins>
-      <w:ins w:id="576" w:author="PR Preview" w:date="2026-01-01T00:00:00Z">
+      <w:ins w:id="578" w:author="PR Preview" w:date="2026-01-01T00:00:00Z">
+        <w:r>
+          <w:t xml:space="preserve"> </w:t>
+        </w:r>
+      </w:ins>
+      <w:ins w:id="579" w:author="PR Preview" w:date="2026-01-01T00:00:00Z">
         <w:r>
           <w:t xml:space="preserve">that works.</w:t>
         </w:r>
@@ -7615,7 +7652,7 @@
       <w:pPr>
         <w:pStyle w:val="Heading1"/>
       </w:pPr>
-      <w:ins w:id="577" w:author="PR Preview" w:date="2026-01-01T00:00:00Z">
+      <w:ins w:id="580" w:author="PR Preview" w:date="2026-01-01T00:00:00Z">
         <w:r>
           <w:t xml:space="preserve">3. Disproof</w:t>
         </w:r>
@@ -7626,7 +7663,7 @@
       <w:pPr>
         <w:pStyle w:val="FirstParagraph"/>
       </w:pPr>
-      <w:ins w:id="578" w:author="PR Preview" w:date="2026-01-01T00:00:00Z">
+      <w:ins w:id="581" w:author="PR Preview" w:date="2026-01-01T00:00:00Z">
         <w:r>
           <w:rPr>
             <w:b/>
@@ -7635,17 +7672,17 @@
           <w:t xml:space="preserve">Exercise 3 (Prove or disprove)</w:t>
         </w:r>
       </w:ins>
-      <w:ins w:id="579" w:author="PR Preview" w:date="2026-01-01T00:00:00Z">
-        <w:r>
-          <w:t xml:space="preserve"> </w:t>
-        </w:r>
-      </w:ins>
-      <w:ins w:id="580" w:author="PR Preview" w:date="2026-01-01T00:00:00Z">
+      <w:ins w:id="582" w:author="PR Preview" w:date="2026-01-01T00:00:00Z">
+        <w:r>
+          <w:t xml:space="preserve"> </w:t>
+        </w:r>
+      </w:ins>
+      <w:ins w:id="583" w:author="PR Preview" w:date="2026-01-01T00:00:00Z">
         <w:r>
           <w:t xml:space="preserve">Prove or disprove: for every real number</w:t>
         </w:r>
       </w:ins>
-      <w:ins w:id="581" w:author="PR Preview" w:date="2026-01-01T00:00:00Z">
+      <w:ins w:id="584" w:author="PR Preview" w:date="2026-01-01T00:00:00Z">
         <w:r>
           <w:t xml:space="preserve"> </w:t>
         </w:r>
@@ -7655,12 +7692,12 @@
           <m:t>x</m:t>
         </m:r>
       </m:oMath>
-      <w:ins w:id="582" w:author="PR Preview" w:date="2026-01-01T00:00:00Z">
+      <w:ins w:id="585" w:author="PR Preview" w:date="2026-01-01T00:00:00Z">
         <w:r>
           <w:t xml:space="preserve">, if</w:t>
         </w:r>
       </w:ins>
-      <w:ins w:id="583" w:author="PR Preview" w:date="2026-01-01T00:00:00Z">
+      <w:ins w:id="586" w:author="PR Preview" w:date="2026-01-01T00:00:00Z">
         <w:r>
           <w:t xml:space="preserve"> </w:t>
         </w:r>
@@ -7688,12 +7725,12 @@
           <m:t>1</m:t>
         </m:r>
       </m:oMath>
-      <w:ins w:id="584" w:author="PR Preview" w:date="2026-01-01T00:00:00Z">
+      <w:ins w:id="587" w:author="PR Preview" w:date="2026-01-01T00:00:00Z">
         <w:r>
           <w:t xml:space="preserve">, then</w:t>
         </w:r>
       </w:ins>
-      <w:ins w:id="585" w:author="PR Preview" w:date="2026-01-01T00:00:00Z">
+      <w:ins w:id="588" w:author="PR Preview" w:date="2026-01-01T00:00:00Z">
         <w:r>
           <w:t xml:space="preserve"> </w:t>
         </w:r>
@@ -7712,7 +7749,7 @@
           <m:t>1</m:t>
         </m:r>
       </m:oMath>
-      <w:ins w:id="586" w:author="PR Preview" w:date="2026-01-01T00:00:00Z">
+      <w:ins w:id="589" w:author="PR Preview" w:date="2026-01-01T00:00:00Z">
         <w:r>
           <w:t xml:space="preserve">.</w:t>
         </w:r>
@@ -7724,7 +7761,7 @@
       <w:pPr>
         <w:pStyle w:val="BodyText"/>
       </w:pPr>
-      <w:ins w:id="587" w:author="PR Preview" w:date="2026-01-01T00:00:00Z">
+      <w:ins w:id="590" w:author="PR Preview" w:date="2026-01-01T00:00:00Z">
         <w:r>
           <w:rPr>
             <w:i/>
@@ -7733,27 +7770,27 @@
           <w:t xml:space="preserve">Solution 3</w:t>
         </w:r>
       </w:ins>
-      <w:ins w:id="588" w:author="PR Preview" w:date="2026-01-01T00:00:00Z">
+      <w:ins w:id="591" w:author="PR Preview" w:date="2026-01-01T00:00:00Z">
         <w:r>
           <w:t xml:space="preserve">. </w:t>
         </w:r>
       </w:ins>
-      <w:ins w:id="589" w:author="PR Preview" w:date="2026-01-01T00:00:00Z">
+      <w:ins w:id="592" w:author="PR Preview" w:date="2026-01-01T00:00:00Z">
         <w:r>
           <w:t xml:space="preserve">The proposition is false.</w:t>
         </w:r>
       </w:ins>
-      <w:ins w:id="590" w:author="PR Preview" w:date="2026-01-01T00:00:00Z">
-        <w:r>
-          <w:t xml:space="preserve"> </w:t>
-        </w:r>
-      </w:ins>
-      <w:ins w:id="591" w:author="PR Preview" w:date="2026-01-01T00:00:00Z">
+      <w:ins w:id="593" w:author="PR Preview" w:date="2026-01-01T00:00:00Z">
+        <w:r>
+          <w:t xml:space="preserve"> </w:t>
+        </w:r>
+      </w:ins>
+      <w:ins w:id="594" w:author="PR Preview" w:date="2026-01-01T00:00:00Z">
         <w:r>
           <w:t xml:space="preserve">Take</w:t>
         </w:r>
       </w:ins>
-      <w:ins w:id="592" w:author="PR Preview" w:date="2026-01-01T00:00:00Z">
+      <w:ins w:id="595" w:author="PR Preview" w:date="2026-01-01T00:00:00Z">
         <w:r>
           <w:t xml:space="preserve"> </w:t>
         </w:r>
@@ -7778,22 +7815,22 @@
           <m:t>2</m:t>
         </m:r>
       </m:oMath>
-      <w:ins w:id="593" w:author="PR Preview" w:date="2026-01-01T00:00:00Z">
+      <w:ins w:id="596" w:author="PR Preview" w:date="2026-01-01T00:00:00Z">
         <w:r>
           <w:t xml:space="preserve">.</w:t>
         </w:r>
       </w:ins>
-      <w:ins w:id="594" w:author="PR Preview" w:date="2026-01-01T00:00:00Z">
-        <w:r>
-          <w:t xml:space="preserve"> </w:t>
-        </w:r>
-      </w:ins>
-      <w:ins w:id="595" w:author="PR Preview" w:date="2026-01-01T00:00:00Z">
+      <w:ins w:id="597" w:author="PR Preview" w:date="2026-01-01T00:00:00Z">
+        <w:r>
+          <w:t xml:space="preserve"> </w:t>
+        </w:r>
+      </w:ins>
+      <w:ins w:id="598" w:author="PR Preview" w:date="2026-01-01T00:00:00Z">
         <w:r>
           <w:t xml:space="preserve">Then</w:t>
         </w:r>
       </w:ins>
-      <w:ins w:id="596" w:author="PR Preview" w:date="2026-01-01T00:00:00Z">
+      <w:ins w:id="599" w:author="PR Preview" w:date="2026-01-01T00:00:00Z">
         <w:r>
           <w:t xml:space="preserve"> </w:t>
         </w:r>
@@ -7830,12 +7867,12 @@
           <m:t>1</m:t>
         </m:r>
       </m:oMath>
-      <w:ins w:id="597" w:author="PR Preview" w:date="2026-01-01T00:00:00Z">
+      <w:ins w:id="600" w:author="PR Preview" w:date="2026-01-01T00:00:00Z">
         <w:r>
           <w:t xml:space="preserve">, but</w:t>
         </w:r>
       </w:ins>
-      <w:ins w:id="598" w:author="PR Preview" w:date="2026-01-01T00:00:00Z">
+      <w:ins w:id="601" w:author="PR Preview" w:date="2026-01-01T00:00:00Z">
         <w:r>
           <w:t xml:space="preserve"> </w:t>
         </w:r>
@@ -7854,27 +7891,27 @@
           <m:t>1</m:t>
         </m:r>
       </m:oMath>
-      <w:ins w:id="599" w:author="PR Preview" w:date="2026-01-01T00:00:00Z">
-        <w:r>
-          <w:t xml:space="preserve"> </w:t>
-        </w:r>
-      </w:ins>
-      <w:ins w:id="600" w:author="PR Preview" w:date="2026-01-01T00:00:00Z">
+      <w:ins w:id="602" w:author="PR Preview" w:date="2026-01-01T00:00:00Z">
+        <w:r>
+          <w:t xml:space="preserve"> </w:t>
+        </w:r>
+      </w:ins>
+      <w:ins w:id="603" w:author="PR Preview" w:date="2026-01-01T00:00:00Z">
         <w:r>
           <w:t xml:space="preserve">is false.</w:t>
         </w:r>
       </w:ins>
-      <w:ins w:id="601" w:author="PR Preview" w:date="2026-01-01T00:00:00Z">
-        <w:r>
-          <w:t xml:space="preserve"> </w:t>
-        </w:r>
-      </w:ins>
-      <w:ins w:id="602" w:author="PR Preview" w:date="2026-01-01T00:00:00Z">
+      <w:ins w:id="604" w:author="PR Preview" w:date="2026-01-01T00:00:00Z">
+        <w:r>
+          <w:t xml:space="preserve"> </w:t>
+        </w:r>
+      </w:ins>
+      <w:ins w:id="605" w:author="PR Preview" w:date="2026-01-01T00:00:00Z">
         <w:r>
           <w:t xml:space="preserve">So</w:t>
         </w:r>
       </w:ins>
-      <w:ins w:id="603" w:author="PR Preview" w:date="2026-01-01T00:00:00Z">
+      <w:ins w:id="606" w:author="PR Preview" w:date="2026-01-01T00:00:00Z">
         <w:r>
           <w:t xml:space="preserve"> </w:t>
         </w:r>
@@ -7899,27 +7936,27 @@
           <m:t>2</m:t>
         </m:r>
       </m:oMath>
-      <w:ins w:id="604" w:author="PR Preview" w:date="2026-01-01T00:00:00Z">
-        <w:r>
-          <w:t xml:space="preserve"> </w:t>
-        </w:r>
-      </w:ins>
-      <w:ins w:id="605" w:author="PR Preview" w:date="2026-01-01T00:00:00Z">
+      <w:ins w:id="607" w:author="PR Preview" w:date="2026-01-01T00:00:00Z">
+        <w:r>
+          <w:t xml:space="preserve"> </w:t>
+        </w:r>
+      </w:ins>
+      <w:ins w:id="608" w:author="PR Preview" w:date="2026-01-01T00:00:00Z">
         <w:r>
           <w:t xml:space="preserve">makes</w:t>
         </w:r>
       </w:ins>
-      <w:ins w:id="606" w:author="PR Preview" w:date="2026-01-01T00:00:00Z">
-        <w:r>
-          <w:t xml:space="preserve"> </w:t>
-        </w:r>
-      </w:ins>
-      <w:ins w:id="607" w:author="PR Preview" w:date="2026-01-01T00:00:00Z">
+      <w:ins w:id="609" w:author="PR Preview" w:date="2026-01-01T00:00:00Z">
+        <w:r>
+          <w:t xml:space="preserve"> </w:t>
+        </w:r>
+      </w:ins>
+      <w:ins w:id="610" w:author="PR Preview" w:date="2026-01-01T00:00:00Z">
         <w:r>
           <w:t xml:space="preserve">“if</w:t>
         </w:r>
       </w:ins>
-      <w:ins w:id="608" w:author="PR Preview" w:date="2026-01-01T00:00:00Z">
+      <w:ins w:id="611" w:author="PR Preview" w:date="2026-01-01T00:00:00Z">
         <w:r>
           <w:t xml:space="preserve"> </w:t>
         </w:r>
@@ -7947,12 +7984,12 @@
           <m:t>1</m:t>
         </m:r>
       </m:oMath>
-      <w:ins w:id="609" w:author="PR Preview" w:date="2026-01-01T00:00:00Z">
+      <w:ins w:id="612" w:author="PR Preview" w:date="2026-01-01T00:00:00Z">
         <w:r>
           <w:t xml:space="preserve">, then</w:t>
         </w:r>
       </w:ins>
-      <w:ins w:id="610" w:author="PR Preview" w:date="2026-01-01T00:00:00Z">
+      <w:ins w:id="613" w:author="PR Preview" w:date="2026-01-01T00:00:00Z">
         <w:r>
           <w:t xml:space="preserve"> </w:t>
         </w:r>
@@ -7971,23 +8008,23 @@
           <m:t>1</m:t>
         </m:r>
       </m:oMath>
-      <w:ins w:id="611" w:author="PR Preview" w:date="2026-01-01T00:00:00Z">
+      <w:ins w:id="614" w:author="PR Preview" w:date="2026-01-01T00:00:00Z">
         <w:r>
           <w:t xml:space="preserve">”</w:t>
         </w:r>
       </w:ins>
-      <w:ins w:id="612" w:author="PR Preview" w:date="2026-01-01T00:00:00Z">
-        <w:r>
-          <w:t xml:space="preserve"> </w:t>
-        </w:r>
-      </w:ins>
-      <w:ins w:id="613" w:author="PR Preview" w:date="2026-01-01T00:00:00Z">
+      <w:ins w:id="615" w:author="PR Preview" w:date="2026-01-01T00:00:00Z">
+        <w:r>
+          <w:t xml:space="preserve"> </w:t>
+        </w:r>
+      </w:ins>
+      <w:ins w:id="616" w:author="PR Preview" w:date="2026-01-01T00:00:00Z">
         <w:r>
           <w:t xml:space="preserve">false (</w:t>
         </w:r>
       </w:ins>
       <w:hyperlink r:id="rId17">
-        <w:ins w:id="614" w:author="PR Preview" w:date="2026-01-01T00:00:00Z">
+        <w:ins w:id="617" w:author="PR Preview" w:date="2026-01-01T00:00:00Z">
           <w:r>
             <w:rPr>
               <w:rStyle w:val="Hyperlink"/>
@@ -7996,23 +8033,23 @@
           </w:r>
         </w:ins>
       </w:hyperlink>
-      <w:ins w:id="615" w:author="PR Preview" w:date="2026-01-01T00:00:00Z">
+      <w:ins w:id="618" w:author="PR Preview" w:date="2026-01-01T00:00:00Z">
         <w:r>
           <w:t xml:space="preserve">),</w:t>
         </w:r>
       </w:ins>
-      <w:ins w:id="616" w:author="PR Preview" w:date="2026-01-01T00:00:00Z">
-        <w:r>
-          <w:t xml:space="preserve"> </w:t>
-        </w:r>
-      </w:ins>
-      <w:ins w:id="617" w:author="PR Preview" w:date="2026-01-01T00:00:00Z">
+      <w:ins w:id="619" w:author="PR Preview" w:date="2026-01-01T00:00:00Z">
+        <w:r>
+          <w:t xml:space="preserve"> </w:t>
+        </w:r>
+      </w:ins>
+      <w:ins w:id="620" w:author="PR Preview" w:date="2026-01-01T00:00:00Z">
         <w:r>
           <w:t xml:space="preserve">and so it is a counterexample (</w:t>
         </w:r>
       </w:ins>
       <w:hyperlink r:id="rId45">
-        <w:ins w:id="618" w:author="PR Preview" w:date="2026-01-01T00:00:00Z">
+        <w:ins w:id="621" w:author="PR Preview" w:date="2026-01-01T00:00:00Z">
           <w:r>
             <w:rPr>
               <w:rStyle w:val="Hyperlink"/>
@@ -8021,7 +8058,7 @@
           </w:r>
         </w:ins>
       </w:hyperlink>
-      <w:ins w:id="619" w:author="PR Preview" w:date="2026-01-01T00:00:00Z">
+      <w:ins w:id="622" w:author="PR Preview" w:date="2026-01-01T00:00:00Z">
         <w:r>
           <w:t xml:space="preserve">) to the proposition.</w:t>
         </w:r>
@@ -8033,7 +8070,7 @@
       <w:pPr>
         <w:pStyle w:val="BodyText"/>
       </w:pPr>
-      <w:ins w:id="620" w:author="PR Preview" w:date="2026-01-01T00:00:00Z">
+      <w:ins w:id="623" w:author="PR Preview" w:date="2026-01-01T00:00:00Z">
         <w:r>
           <w:rPr>
             <w:b/>
@@ -8042,22 +8079,22 @@
           <w:t xml:space="preserve">Definition 3 (Disproof)</w:t>
         </w:r>
       </w:ins>
-      <w:ins w:id="621" w:author="PR Preview" w:date="2026-01-01T00:00:00Z">
-        <w:r>
-          <w:t xml:space="preserve"> </w:t>
-        </w:r>
-      </w:ins>
-      <w:ins w:id="622" w:author="PR Preview" w:date="2026-01-01T00:00:00Z">
+      <w:ins w:id="624" w:author="PR Preview" w:date="2026-01-01T00:00:00Z">
+        <w:r>
+          <w:t xml:space="preserve"> </w:t>
+        </w:r>
+      </w:ins>
+      <w:ins w:id="625" w:author="PR Preview" w:date="2026-01-01T00:00:00Z">
         <w:r>
           <w:t xml:space="preserve">A</w:t>
         </w:r>
       </w:ins>
-      <w:ins w:id="623" w:author="PR Preview" w:date="2026-01-01T00:00:00Z">
-        <w:r>
-          <w:t xml:space="preserve"> </w:t>
-        </w:r>
-      </w:ins>
-      <w:ins w:id="624" w:author="PR Preview" w:date="2026-01-01T00:00:00Z">
+      <w:ins w:id="626" w:author="PR Preview" w:date="2026-01-01T00:00:00Z">
+        <w:r>
+          <w:t xml:space="preserve"> </w:t>
+        </w:r>
+      </w:ins>
+      <w:ins w:id="627" w:author="PR Preview" w:date="2026-01-01T00:00:00Z">
         <w:r>
           <w:rPr>
             <w:b/>
@@ -8066,17 +8103,17 @@
           <w:t xml:space="preserve">disproof</w:t>
         </w:r>
       </w:ins>
-      <w:ins w:id="625" w:author="PR Preview" w:date="2026-01-01T00:00:00Z">
-        <w:r>
-          <w:t xml:space="preserve"> </w:t>
-        </w:r>
-      </w:ins>
-      <w:ins w:id="626" w:author="PR Preview" w:date="2026-01-01T00:00:00Z">
+      <w:ins w:id="628" w:author="PR Preview" w:date="2026-01-01T00:00:00Z">
+        <w:r>
+          <w:t xml:space="preserve"> </w:t>
+        </w:r>
+      </w:ins>
+      <w:ins w:id="629" w:author="PR Preview" w:date="2026-01-01T00:00:00Z">
         <w:r>
           <w:t xml:space="preserve">of a proposition</w:t>
         </w:r>
       </w:ins>
-      <w:ins w:id="627" w:author="PR Preview" w:date="2026-01-01T00:00:00Z">
+      <w:ins w:id="630" w:author="PR Preview" w:date="2026-01-01T00:00:00Z">
         <w:r>
           <w:t xml:space="preserve"> </w:t>
         </w:r>
@@ -8086,18 +8123,18 @@
           <m:t>P</m:t>
         </m:r>
       </m:oMath>
-      <w:ins w:id="628" w:author="PR Preview" w:date="2026-01-01T00:00:00Z">
-        <w:r>
-          <w:t xml:space="preserve"> </w:t>
-        </w:r>
-      </w:ins>
-      <w:ins w:id="629" w:author="PR Preview" w:date="2026-01-01T00:00:00Z">
+      <w:ins w:id="631" w:author="PR Preview" w:date="2026-01-01T00:00:00Z">
+        <w:r>
+          <w:t xml:space="preserve"> </w:t>
+        </w:r>
+      </w:ins>
+      <w:ins w:id="632" w:author="PR Preview" w:date="2026-01-01T00:00:00Z">
         <w:r>
           <w:t xml:space="preserve">is a proof (</w:t>
         </w:r>
       </w:ins>
       <w:hyperlink r:id="rId47">
-        <w:ins w:id="630" w:author="PR Preview" w:date="2026-01-01T00:00:00Z">
+        <w:ins w:id="633" w:author="PR Preview" w:date="2026-01-01T00:00:00Z">
           <w:r>
             <w:rPr>
               <w:rStyle w:val="Hyperlink"/>
@@ -8106,12 +8143,12 @@
           </w:r>
         </w:ins>
       </w:hyperlink>
-      <w:ins w:id="631" w:author="PR Preview" w:date="2026-01-01T00:00:00Z">
+      <w:ins w:id="634" w:author="PR Preview" w:date="2026-01-01T00:00:00Z">
         <w:r>
           <w:t xml:space="preserve">) of its negation,</w:t>
         </w:r>
       </w:ins>
-      <w:ins w:id="632" w:author="PR Preview" w:date="2026-01-01T00:00:00Z">
+      <w:ins w:id="635" w:author="PR Preview" w:date="2026-01-01T00:00:00Z">
         <w:r>
           <w:t xml:space="preserve"> </w:t>
         </w:r>
@@ -8127,18 +8164,18 @@
           <m:t>P</m:t>
         </m:r>
       </m:oMath>
-      <w:ins w:id="633" w:author="PR Preview" w:date="2026-01-01T00:00:00Z">
-        <w:r>
-          <w:t xml:space="preserve"> </w:t>
-        </w:r>
-      </w:ins>
-      <w:ins w:id="634" w:author="PR Preview" w:date="2026-01-01T00:00:00Z">
+      <w:ins w:id="636" w:author="PR Preview" w:date="2026-01-01T00:00:00Z">
+        <w:r>
+          <w:t xml:space="preserve"> </w:t>
+        </w:r>
+      </w:ins>
+      <w:ins w:id="637" w:author="PR Preview" w:date="2026-01-01T00:00:00Z">
         <w:r>
           <w:t xml:space="preserve">(</w:t>
         </w:r>
       </w:ins>
       <w:hyperlink r:id="rId48">
-        <w:ins w:id="635" w:author="PR Preview" w:date="2026-01-01T00:00:00Z">
+        <w:ins w:id="638" w:author="PR Preview" w:date="2026-01-01T00:00:00Z">
           <w:r>
             <w:rPr>
               <w:rStyle w:val="Hyperlink"/>
@@ -8147,7 +8184,7 @@
           </w:r>
         </w:ins>
       </w:hyperlink>
-      <w:ins w:id="636" w:author="PR Preview" w:date="2026-01-01T00:00:00Z">
+      <w:ins w:id="639" w:author="PR Preview" w:date="2026-01-01T00:00:00Z">
         <w:r>
           <w:t xml:space="preserve">).</w:t>
         </w:r>
@@ -8159,7 +8196,7 @@
       <w:pPr>
         <w:pStyle w:val="BodyText"/>
       </w:pPr>
-      <w:ins w:id="637" w:author="PR Preview" w:date="2026-01-01T00:00:00Z">
+      <w:ins w:id="640" w:author="PR Preview" w:date="2026-01-01T00:00:00Z">
         <w:r>
           <w:rPr>
             <w:b/>
@@ -8168,17 +8205,17 @@
           <w:t xml:space="preserve">Example 5 (No integer squares to two)</w:t>
         </w:r>
       </w:ins>
-      <w:ins w:id="638" w:author="PR Preview" w:date="2026-01-01T00:00:00Z">
-        <w:r>
-          <w:t xml:space="preserve"> </w:t>
-        </w:r>
-      </w:ins>
-      <w:ins w:id="639" w:author="PR Preview" w:date="2026-01-01T00:00:00Z">
+      <w:ins w:id="641" w:author="PR Preview" w:date="2026-01-01T00:00:00Z">
+        <w:r>
+          <w:t xml:space="preserve"> </w:t>
+        </w:r>
+      </w:ins>
+      <w:ins w:id="642" w:author="PR Preview" w:date="2026-01-01T00:00:00Z">
         <w:r>
           <w:t xml:space="preserve">Claim to disprove: there is an integer</w:t>
         </w:r>
       </w:ins>
-      <w:ins w:id="640" w:author="PR Preview" w:date="2026-01-01T00:00:00Z">
+      <w:ins w:id="643" w:author="PR Preview" w:date="2026-01-01T00:00:00Z">
         <w:r>
           <w:t xml:space="preserve"> </w:t>
         </w:r>
@@ -8188,17 +8225,17 @@
           <m:t>n</m:t>
         </m:r>
       </m:oMath>
-      <w:ins w:id="641" w:author="PR Preview" w:date="2026-01-01T00:00:00Z">
-        <w:r>
-          <w:t xml:space="preserve"> </w:t>
-        </w:r>
-      </w:ins>
-      <w:ins w:id="642" w:author="PR Preview" w:date="2026-01-01T00:00:00Z">
+      <w:ins w:id="644" w:author="PR Preview" w:date="2026-01-01T00:00:00Z">
+        <w:r>
+          <w:t xml:space="preserve"> </w:t>
+        </w:r>
+      </w:ins>
+      <w:ins w:id="645" w:author="PR Preview" w:date="2026-01-01T00:00:00Z">
         <w:r>
           <w:t xml:space="preserve">with</w:t>
         </w:r>
       </w:ins>
-      <w:ins w:id="643" w:author="PR Preview" w:date="2026-01-01T00:00:00Z">
+      <w:ins w:id="646" w:author="PR Preview" w:date="2026-01-01T00:00:00Z">
         <w:r>
           <w:t xml:space="preserve"> </w:t>
         </w:r>
@@ -8226,7 +8263,7 @@
           <m:t>2</m:t>
         </m:r>
       </m:oMath>
-      <w:ins w:id="644" w:author="PR Preview" w:date="2026-01-01T00:00:00Z">
+      <w:ins w:id="647" w:author="PR Preview" w:date="2026-01-01T00:00:00Z">
         <w:r>
           <w:t xml:space="preserve">.</w:t>
         </w:r>
@@ -8236,18 +8273,18 @@
       <w:pPr>
         <w:pStyle w:val="BodyText"/>
       </w:pPr>
-      <w:ins w:id="645" w:author="PR Preview" w:date="2026-01-01T00:00:00Z">
+      <w:ins w:id="648" w:author="PR Preview" w:date="2026-01-01T00:00:00Z">
         <w:r>
           <w:t xml:space="preserve">By</w:t>
         </w:r>
       </w:ins>
-      <w:ins w:id="646" w:author="PR Preview" w:date="2026-01-01T00:00:00Z">
+      <w:ins w:id="649" w:author="PR Preview" w:date="2026-01-01T00:00:00Z">
         <w:r>
           <w:t xml:space="preserve"> </w:t>
         </w:r>
       </w:ins>
       <w:hyperlink r:id="rId50">
-        <w:ins w:id="647" w:author="PR Preview" w:date="2026-01-01T00:00:00Z">
+        <w:ins w:id="650" w:author="PR Preview" w:date="2026-01-01T00:00:00Z">
           <w:r>
             <w:rPr>
               <w:rStyle w:val="Hyperlink"/>
@@ -8256,22 +8293,22 @@
           </w:r>
         </w:ins>
       </w:hyperlink>
-      <w:ins w:id="648" w:author="PR Preview" w:date="2026-01-01T00:00:00Z">
+      <w:ins w:id="651" w:author="PR Preview" w:date="2026-01-01T00:00:00Z">
         <w:r>
           <w:t xml:space="preserve">, its negation is</w:t>
         </w:r>
       </w:ins>
-      <w:ins w:id="649" w:author="PR Preview" w:date="2026-01-01T00:00:00Z">
-        <w:r>
-          <w:t xml:space="preserve"> </w:t>
-        </w:r>
-      </w:ins>
-      <w:ins w:id="650" w:author="PR Preview" w:date="2026-01-01T00:00:00Z">
+      <w:ins w:id="652" w:author="PR Preview" w:date="2026-01-01T00:00:00Z">
+        <w:r>
+          <w:t xml:space="preserve"> </w:t>
+        </w:r>
+      </w:ins>
+      <w:ins w:id="653" w:author="PR Preview" w:date="2026-01-01T00:00:00Z">
         <w:r>
           <w:t xml:space="preserve">“for every integer</w:t>
         </w:r>
       </w:ins>
-      <w:ins w:id="651" w:author="PR Preview" w:date="2026-01-01T00:00:00Z">
+      <w:ins w:id="654" w:author="PR Preview" w:date="2026-01-01T00:00:00Z">
         <w:r>
           <w:t xml:space="preserve"> </w:t>
         </w:r>
@@ -8281,12 +8318,12 @@
           <m:t>n</m:t>
         </m:r>
       </m:oMath>
-      <w:ins w:id="652" w:author="PR Preview" w:date="2026-01-01T00:00:00Z">
+      <w:ins w:id="655" w:author="PR Preview" w:date="2026-01-01T00:00:00Z">
         <w:r>
           <w:t xml:space="preserve">,</w:t>
         </w:r>
       </w:ins>
-      <w:ins w:id="653" w:author="PR Preview" w:date="2026-01-01T00:00:00Z">
+      <w:ins w:id="656" w:author="PR Preview" w:date="2026-01-01T00:00:00Z">
         <w:r>
           <w:t xml:space="preserve"> </w:t>
         </w:r>
@@ -8314,28 +8351,28 @@
           <m:t>2</m:t>
         </m:r>
       </m:oMath>
-      <w:ins w:id="654" w:author="PR Preview" w:date="2026-01-01T00:00:00Z">
+      <w:ins w:id="657" w:author="PR Preview" w:date="2026-01-01T00:00:00Z">
         <w:r>
           <w:t xml:space="preserve">”</w:t>
         </w:r>
       </w:ins>
-      <w:ins w:id="655" w:author="PR Preview" w:date="2026-01-01T00:00:00Z">
+      <w:ins w:id="658" w:author="PR Preview" w:date="2026-01-01T00:00:00Z">
         <w:r>
           <w:t xml:space="preserve">.</w:t>
         </w:r>
       </w:ins>
-      <w:ins w:id="656" w:author="PR Preview" w:date="2026-01-01T00:00:00Z">
-        <w:r>
-          <w:t xml:space="preserve"> </w:t>
-        </w:r>
-      </w:ins>
-      <w:ins w:id="657" w:author="PR Preview" w:date="2026-01-01T00:00:00Z">
+      <w:ins w:id="659" w:author="PR Preview" w:date="2026-01-01T00:00:00Z">
+        <w:r>
+          <w:t xml:space="preserve"> </w:t>
+        </w:r>
+      </w:ins>
+      <w:ins w:id="660" w:author="PR Preview" w:date="2026-01-01T00:00:00Z">
         <w:r>
           <w:t xml:space="preserve">We prove the negation by cases (</w:t>
         </w:r>
       </w:ins>
       <w:hyperlink r:id="rId41">
-        <w:ins w:id="658" w:author="PR Preview" w:date="2026-01-01T00:00:00Z">
+        <w:ins w:id="661" w:author="PR Preview" w:date="2026-01-01T00:00:00Z">
           <w:r>
             <w:rPr>
               <w:rStyle w:val="Hyperlink"/>
@@ -8344,22 +8381,22 @@
           </w:r>
         </w:ins>
       </w:hyperlink>
-      <w:ins w:id="659" w:author="PR Preview" w:date="2026-01-01T00:00:00Z">
+      <w:ins w:id="662" w:author="PR Preview" w:date="2026-01-01T00:00:00Z">
         <w:r>
           <w:t xml:space="preserve">).</w:t>
         </w:r>
       </w:ins>
-      <w:ins w:id="660" w:author="PR Preview" w:date="2026-01-01T00:00:00Z">
-        <w:r>
-          <w:t xml:space="preserve"> </w:t>
-        </w:r>
-      </w:ins>
-      <w:ins w:id="661" w:author="PR Preview" w:date="2026-01-01T00:00:00Z">
+      <w:ins w:id="663" w:author="PR Preview" w:date="2026-01-01T00:00:00Z">
+        <w:r>
+          <w:t xml:space="preserve"> </w:t>
+        </w:r>
+      </w:ins>
+      <w:ins w:id="664" w:author="PR Preview" w:date="2026-01-01T00:00:00Z">
         <w:r>
           <w:t xml:space="preserve">Let</w:t>
         </w:r>
       </w:ins>
-      <w:ins w:id="662" w:author="PR Preview" w:date="2026-01-01T00:00:00Z">
+      <w:ins w:id="665" w:author="PR Preview" w:date="2026-01-01T00:00:00Z">
         <w:r>
           <w:t xml:space="preserve"> </w:t>
         </w:r>
@@ -8369,12 +8406,12 @@
           <m:t>n</m:t>
         </m:r>
       </m:oMath>
-      <w:ins w:id="663" w:author="PR Preview" w:date="2026-01-01T00:00:00Z">
-        <w:r>
-          <w:t xml:space="preserve"> </w:t>
-        </w:r>
-      </w:ins>
-      <w:ins w:id="664" w:author="PR Preview" w:date="2026-01-01T00:00:00Z">
+      <w:ins w:id="666" w:author="PR Preview" w:date="2026-01-01T00:00:00Z">
+        <w:r>
+          <w:t xml:space="preserve"> </w:t>
+        </w:r>
+      </w:ins>
+      <w:ins w:id="667" w:author="PR Preview" w:date="2026-01-01T00:00:00Z">
         <w:r>
           <w:t xml:space="preserve">be an integer.</w:t>
         </w:r>
@@ -8388,12 +8425,12 @@
           <w:numId w:val="1005"/>
         </w:numPr>
       </w:pPr>
-      <w:ins w:id="665" w:author="PR Preview" w:date="2026-01-01T00:00:00Z">
+      <w:ins w:id="668" w:author="PR Preview" w:date="2026-01-01T00:00:00Z">
         <w:r>
           <w:t xml:space="preserve">If</w:t>
         </w:r>
       </w:ins>
-      <w:ins w:id="666" w:author="PR Preview" w:date="2026-01-01T00:00:00Z">
+      <w:ins w:id="669" w:author="PR Preview" w:date="2026-01-01T00:00:00Z">
         <w:r>
           <w:t xml:space="preserve"> </w:t>
         </w:r>
@@ -8403,17 +8440,17 @@
           <m:t>n</m:t>
         </m:r>
       </m:oMath>
-      <w:ins w:id="667" w:author="PR Preview" w:date="2026-01-01T00:00:00Z">
-        <w:r>
-          <w:t xml:space="preserve"> </w:t>
-        </w:r>
-      </w:ins>
-      <w:ins w:id="668" w:author="PR Preview" w:date="2026-01-01T00:00:00Z">
+      <w:ins w:id="670" w:author="PR Preview" w:date="2026-01-01T00:00:00Z">
+        <w:r>
+          <w:t xml:space="preserve"> </w:t>
+        </w:r>
+      </w:ins>
+      <w:ins w:id="671" w:author="PR Preview" w:date="2026-01-01T00:00:00Z">
         <w:r>
           <w:t xml:space="preserve">is</w:t>
         </w:r>
       </w:ins>
-      <w:ins w:id="669" w:author="PR Preview" w:date="2026-01-01T00:00:00Z">
+      <w:ins w:id="672" w:author="PR Preview" w:date="2026-01-01T00:00:00Z">
         <w:r>
           <w:t xml:space="preserve"> </w:t>
         </w:r>
@@ -8429,12 +8466,12 @@
           <m:t>1</m:t>
         </m:r>
       </m:oMath>
-      <w:ins w:id="670" w:author="PR Preview" w:date="2026-01-01T00:00:00Z">
+      <w:ins w:id="673" w:author="PR Preview" w:date="2026-01-01T00:00:00Z">
         <w:r>
           <w:t xml:space="preserve">,</w:t>
         </w:r>
       </w:ins>
-      <w:ins w:id="671" w:author="PR Preview" w:date="2026-01-01T00:00:00Z">
+      <w:ins w:id="674" w:author="PR Preview" w:date="2026-01-01T00:00:00Z">
         <w:r>
           <w:t xml:space="preserve"> </w:t>
         </w:r>
@@ -8444,17 +8481,17 @@
           <m:t>0</m:t>
         </m:r>
       </m:oMath>
-      <w:ins w:id="672" w:author="PR Preview" w:date="2026-01-01T00:00:00Z">
-        <w:r>
-          <w:t xml:space="preserve"> </w:t>
-        </w:r>
-      </w:ins>
-      <w:ins w:id="673" w:author="PR Preview" w:date="2026-01-01T00:00:00Z">
+      <w:ins w:id="675" w:author="PR Preview" w:date="2026-01-01T00:00:00Z">
+        <w:r>
+          <w:t xml:space="preserve"> </w:t>
+        </w:r>
+      </w:ins>
+      <w:ins w:id="676" w:author="PR Preview" w:date="2026-01-01T00:00:00Z">
         <w:r>
           <w:t xml:space="preserve">or</w:t>
         </w:r>
       </w:ins>
-      <w:ins w:id="674" w:author="PR Preview" w:date="2026-01-01T00:00:00Z">
+      <w:ins w:id="677" w:author="PR Preview" w:date="2026-01-01T00:00:00Z">
         <w:r>
           <w:t xml:space="preserve"> </w:t>
         </w:r>
@@ -8464,12 +8501,12 @@
           <m:t>1</m:t>
         </m:r>
       </m:oMath>
-      <w:ins w:id="675" w:author="PR Preview" w:date="2026-01-01T00:00:00Z">
+      <w:ins w:id="678" w:author="PR Preview" w:date="2026-01-01T00:00:00Z">
         <w:r>
           <w:t xml:space="preserve">, then</w:t>
         </w:r>
       </w:ins>
-      <w:ins w:id="676" w:author="PR Preview" w:date="2026-01-01T00:00:00Z">
+      <w:ins w:id="679" w:author="PR Preview" w:date="2026-01-01T00:00:00Z">
         <w:r>
           <w:t xml:space="preserve"> </w:t>
         </w:r>
@@ -8488,17 +8525,17 @@
           </m:sup>
         </m:sSup>
       </m:oMath>
-      <w:ins w:id="677" w:author="PR Preview" w:date="2026-01-01T00:00:00Z">
-        <w:r>
-          <w:t xml:space="preserve"> </w:t>
-        </w:r>
-      </w:ins>
-      <w:ins w:id="678" w:author="PR Preview" w:date="2026-01-01T00:00:00Z">
+      <w:ins w:id="680" w:author="PR Preview" w:date="2026-01-01T00:00:00Z">
+        <w:r>
+          <w:t xml:space="preserve"> </w:t>
+        </w:r>
+      </w:ins>
+      <w:ins w:id="681" w:author="PR Preview" w:date="2026-01-01T00:00:00Z">
         <w:r>
           <w:t xml:space="preserve">is</w:t>
         </w:r>
       </w:ins>
-      <w:ins w:id="679" w:author="PR Preview" w:date="2026-01-01T00:00:00Z">
+      <w:ins w:id="682" w:author="PR Preview" w:date="2026-01-01T00:00:00Z">
         <w:r>
           <w:t xml:space="preserve"> </w:t>
         </w:r>
@@ -8508,12 +8545,12 @@
           <m:t>1</m:t>
         </m:r>
       </m:oMath>
-      <w:ins w:id="680" w:author="PR Preview" w:date="2026-01-01T00:00:00Z">
+      <w:ins w:id="683" w:author="PR Preview" w:date="2026-01-01T00:00:00Z">
         <w:r>
           <w:t xml:space="preserve">,</w:t>
         </w:r>
       </w:ins>
-      <w:ins w:id="681" w:author="PR Preview" w:date="2026-01-01T00:00:00Z">
+      <w:ins w:id="684" w:author="PR Preview" w:date="2026-01-01T00:00:00Z">
         <w:r>
           <w:t xml:space="preserve"> </w:t>
         </w:r>
@@ -8523,17 +8560,17 @@
           <m:t>0</m:t>
         </m:r>
       </m:oMath>
-      <w:ins w:id="682" w:author="PR Preview" w:date="2026-01-01T00:00:00Z">
-        <w:r>
-          <w:t xml:space="preserve"> </w:t>
-        </w:r>
-      </w:ins>
-      <w:ins w:id="683" w:author="PR Preview" w:date="2026-01-01T00:00:00Z">
+      <w:ins w:id="685" w:author="PR Preview" w:date="2026-01-01T00:00:00Z">
+        <w:r>
+          <w:t xml:space="preserve"> </w:t>
+        </w:r>
+      </w:ins>
+      <w:ins w:id="686" w:author="PR Preview" w:date="2026-01-01T00:00:00Z">
         <w:r>
           <w:t xml:space="preserve">or</w:t>
         </w:r>
       </w:ins>
-      <w:ins w:id="684" w:author="PR Preview" w:date="2026-01-01T00:00:00Z">
+      <w:ins w:id="687" w:author="PR Preview" w:date="2026-01-01T00:00:00Z">
         <w:r>
           <w:t xml:space="preserve"> </w:t>
         </w:r>
@@ -8543,12 +8580,12 @@
           <m:t>1</m:t>
         </m:r>
       </m:oMath>
-      <w:ins w:id="685" w:author="PR Preview" w:date="2026-01-01T00:00:00Z">
+      <w:ins w:id="688" w:author="PR Preview" w:date="2026-01-01T00:00:00Z">
         <w:r>
           <w:t xml:space="preserve">, which is not</w:t>
         </w:r>
       </w:ins>
-      <w:ins w:id="686" w:author="PR Preview" w:date="2026-01-01T00:00:00Z">
+      <w:ins w:id="689" w:author="PR Preview" w:date="2026-01-01T00:00:00Z">
         <w:r>
           <w:t xml:space="preserve"> </w:t>
         </w:r>
@@ -8558,7 +8595,7 @@
           <m:t>2</m:t>
         </m:r>
       </m:oMath>
-      <w:ins w:id="687" w:author="PR Preview" w:date="2026-01-01T00:00:00Z">
+      <w:ins w:id="690" w:author="PR Preview" w:date="2026-01-01T00:00:00Z">
         <w:r>
           <w:t xml:space="preserve">.</w:t>
         </w:r>
@@ -8572,12 +8609,12 @@
           <w:numId w:val="1005"/>
         </w:numPr>
       </w:pPr>
-      <w:ins w:id="688" w:author="PR Preview" w:date="2026-01-01T00:00:00Z">
+      <w:ins w:id="691" w:author="PR Preview" w:date="2026-01-01T00:00:00Z">
         <w:r>
           <w:t xml:space="preserve">Otherwise</w:t>
         </w:r>
       </w:ins>
-      <w:ins w:id="689" w:author="PR Preview" w:date="2026-01-01T00:00:00Z">
+      <w:ins w:id="692" w:author="PR Preview" w:date="2026-01-01T00:00:00Z">
         <w:r>
           <w:t xml:space="preserve"> </w:t>
         </w:r>
@@ -8602,17 +8639,17 @@
           <m:t>2</m:t>
         </m:r>
       </m:oMath>
-      <w:ins w:id="690" w:author="PR Preview" w:date="2026-01-01T00:00:00Z">
-        <w:r>
-          <w:t xml:space="preserve"> </w:t>
-        </w:r>
-      </w:ins>
-      <w:ins w:id="691" w:author="PR Preview" w:date="2026-01-01T00:00:00Z">
+      <w:ins w:id="693" w:author="PR Preview" w:date="2026-01-01T00:00:00Z">
+        <w:r>
+          <w:t xml:space="preserve"> </w:t>
+        </w:r>
+      </w:ins>
+      <w:ins w:id="694" w:author="PR Preview" w:date="2026-01-01T00:00:00Z">
         <w:r>
           <w:t xml:space="preserve">or</w:t>
         </w:r>
       </w:ins>
-      <w:ins w:id="692" w:author="PR Preview" w:date="2026-01-01T00:00:00Z">
+      <w:ins w:id="695" w:author="PR Preview" w:date="2026-01-01T00:00:00Z">
         <w:r>
           <w:t xml:space="preserve"> </w:t>
         </w:r>
@@ -8631,12 +8668,12 @@
           <m:t>2</m:t>
         </m:r>
       </m:oMath>
-      <w:ins w:id="693" w:author="PR Preview" w:date="2026-01-01T00:00:00Z">
+      <w:ins w:id="696" w:author="PR Preview" w:date="2026-01-01T00:00:00Z">
         <w:r>
           <w:t xml:space="preserve">, so</w:t>
         </w:r>
       </w:ins>
-      <w:ins w:id="694" w:author="PR Preview" w:date="2026-01-01T00:00:00Z">
+      <w:ins w:id="697" w:author="PR Preview" w:date="2026-01-01T00:00:00Z">
         <w:r>
           <w:t xml:space="preserve"> </w:t>
         </w:r>
@@ -8671,22 +8708,22 @@
           <m:t>2</m:t>
         </m:r>
       </m:oMath>
-      <w:ins w:id="695" w:author="PR Preview" w:date="2026-01-01T00:00:00Z">
+      <w:ins w:id="698" w:author="PR Preview" w:date="2026-01-01T00:00:00Z">
         <w:r>
           <w:t xml:space="preserve">,</w:t>
         </w:r>
       </w:ins>
-      <w:ins w:id="696" w:author="PR Preview" w:date="2026-01-01T00:00:00Z">
-        <w:r>
-          <w:t xml:space="preserve"> </w:t>
-        </w:r>
-      </w:ins>
-      <w:ins w:id="697" w:author="PR Preview" w:date="2026-01-01T00:00:00Z">
+      <w:ins w:id="699" w:author="PR Preview" w:date="2026-01-01T00:00:00Z">
+        <w:r>
+          <w:t xml:space="preserve"> </w:t>
+        </w:r>
+      </w:ins>
+      <w:ins w:id="700" w:author="PR Preview" w:date="2026-01-01T00:00:00Z">
         <w:r>
           <w:t xml:space="preserve">and</w:t>
         </w:r>
       </w:ins>
-      <w:ins w:id="698" w:author="PR Preview" w:date="2026-01-01T00:00:00Z">
+      <w:ins w:id="701" w:author="PR Preview" w:date="2026-01-01T00:00:00Z">
         <w:r>
           <w:t xml:space="preserve"> </w:t>
         </w:r>
@@ -8766,12 +8803,12 @@
           <m:t>4</m:t>
         </m:r>
       </m:oMath>
-      <w:ins w:id="699" w:author="PR Preview" w:date="2026-01-01T00:00:00Z">
+      <w:ins w:id="702" w:author="PR Preview" w:date="2026-01-01T00:00:00Z">
         <w:r>
           <w:t xml:space="preserve">, so</w:t>
         </w:r>
       </w:ins>
-      <w:ins w:id="700" w:author="PR Preview" w:date="2026-01-01T00:00:00Z">
+      <w:ins w:id="703" w:author="PR Preview" w:date="2026-01-01T00:00:00Z">
         <w:r>
           <w:t xml:space="preserve"> </w:t>
         </w:r>
@@ -8799,7 +8836,7 @@
           <m:t>2</m:t>
         </m:r>
       </m:oMath>
-      <w:ins w:id="701" w:author="PR Preview" w:date="2026-01-01T00:00:00Z">
+      <w:ins w:id="704" w:author="PR Preview" w:date="2026-01-01T00:00:00Z">
         <w:r>
           <w:t xml:space="preserve">.</w:t>
         </w:r>
@@ -8811,7 +8848,7 @@
       <w:pPr>
         <w:pStyle w:val="FirstParagraph"/>
       </w:pPr>
-      <w:ins w:id="702" w:author="PR Preview" w:date="2026-01-01T00:00:00Z">
+      <w:ins w:id="705" w:author="PR Preview" w:date="2026-01-01T00:00:00Z">
         <w:r>
           <w:rPr>
             <w:b/>
@@ -8820,17 +8857,17 @@
           <w:t xml:space="preserve">Exercise 4 (An equation with a solution)</w:t>
         </w:r>
       </w:ins>
-      <w:ins w:id="703" w:author="PR Preview" w:date="2026-01-01T00:00:00Z">
-        <w:r>
-          <w:t xml:space="preserve"> </w:t>
-        </w:r>
-      </w:ins>
-      <w:ins w:id="704" w:author="PR Preview" w:date="2026-01-01T00:00:00Z">
+      <w:ins w:id="706" w:author="PR Preview" w:date="2026-01-01T00:00:00Z">
+        <w:r>
+          <w:t xml:space="preserve"> </w:t>
+        </w:r>
+      </w:ins>
+      <w:ins w:id="707" w:author="PR Preview" w:date="2026-01-01T00:00:00Z">
         <w:r>
           <w:t xml:space="preserve">Prove or disprove: there are integers</w:t>
         </w:r>
       </w:ins>
-      <w:ins w:id="705" w:author="PR Preview" w:date="2026-01-01T00:00:00Z">
+      <w:ins w:id="708" w:author="PR Preview" w:date="2026-01-01T00:00:00Z">
         <w:r>
           <w:t xml:space="preserve"> </w:t>
         </w:r>
@@ -8840,17 +8877,17 @@
           <m:t>m</m:t>
         </m:r>
       </m:oMath>
-      <w:ins w:id="706" w:author="PR Preview" w:date="2026-01-01T00:00:00Z">
-        <w:r>
-          <w:t xml:space="preserve"> </w:t>
-        </w:r>
-      </w:ins>
-      <w:ins w:id="707" w:author="PR Preview" w:date="2026-01-01T00:00:00Z">
+      <w:ins w:id="709" w:author="PR Preview" w:date="2026-01-01T00:00:00Z">
+        <w:r>
+          <w:t xml:space="preserve"> </w:t>
+        </w:r>
+      </w:ins>
+      <w:ins w:id="710" w:author="PR Preview" w:date="2026-01-01T00:00:00Z">
         <w:r>
           <w:t xml:space="preserve">and</w:t>
         </w:r>
       </w:ins>
-      <w:ins w:id="708" w:author="PR Preview" w:date="2026-01-01T00:00:00Z">
+      <w:ins w:id="711" w:author="PR Preview" w:date="2026-01-01T00:00:00Z">
         <w:r>
           <w:t xml:space="preserve"> </w:t>
         </w:r>
@@ -8860,17 +8897,17 @@
           <m:t>n</m:t>
         </m:r>
       </m:oMath>
-      <w:ins w:id="709" w:author="PR Preview" w:date="2026-01-01T00:00:00Z">
-        <w:r>
-          <w:t xml:space="preserve"> </w:t>
-        </w:r>
-      </w:ins>
-      <w:ins w:id="710" w:author="PR Preview" w:date="2026-01-01T00:00:00Z">
+      <w:ins w:id="712" w:author="PR Preview" w:date="2026-01-01T00:00:00Z">
+        <w:r>
+          <w:t xml:space="preserve"> </w:t>
+        </w:r>
+      </w:ins>
+      <w:ins w:id="713" w:author="PR Preview" w:date="2026-01-01T00:00:00Z">
         <w:r>
           <w:t xml:space="preserve">with</w:t>
         </w:r>
       </w:ins>
-      <w:ins w:id="711" w:author="PR Preview" w:date="2026-01-01T00:00:00Z">
+      <w:ins w:id="714" w:author="PR Preview" w:date="2026-01-01T00:00:00Z">
         <w:r>
           <w:t xml:space="preserve"> </w:t>
         </w:r>
@@ -8904,7 +8941,7 @@
           <m:t>2</m:t>
         </m:r>
       </m:oMath>
-      <w:ins w:id="712" w:author="PR Preview" w:date="2026-01-01T00:00:00Z">
+      <w:ins w:id="715" w:author="PR Preview" w:date="2026-01-01T00:00:00Z">
         <w:r>
           <w:t xml:space="preserve">.</w:t>
         </w:r>
@@ -8916,7 +8953,7 @@
       <w:pPr>
         <w:pStyle w:val="BodyText"/>
       </w:pPr>
-      <w:ins w:id="713" w:author="PR Preview" w:date="2026-01-01T00:00:00Z">
+      <w:ins w:id="716" w:author="PR Preview" w:date="2026-01-01T00:00:00Z">
         <w:r>
           <w:rPr>
             <w:i/>
@@ -8925,27 +8962,27 @@
           <w:t xml:space="preserve">Solution 4</w:t>
         </w:r>
       </w:ins>
-      <w:ins w:id="714" w:author="PR Preview" w:date="2026-01-01T00:00:00Z">
+      <w:ins w:id="717" w:author="PR Preview" w:date="2026-01-01T00:00:00Z">
         <w:r>
           <w:t xml:space="preserve">. </w:t>
         </w:r>
       </w:ins>
-      <w:ins w:id="715" w:author="PR Preview" w:date="2026-01-01T00:00:00Z">
+      <w:ins w:id="718" w:author="PR Preview" w:date="2026-01-01T00:00:00Z">
         <w:r>
           <w:t xml:space="preserve">The proposition is true.</w:t>
         </w:r>
       </w:ins>
-      <w:ins w:id="716" w:author="PR Preview" w:date="2026-01-01T00:00:00Z">
-        <w:r>
-          <w:t xml:space="preserve"> </w:t>
-        </w:r>
-      </w:ins>
-      <w:ins w:id="717" w:author="PR Preview" w:date="2026-01-01T00:00:00Z">
+      <w:ins w:id="719" w:author="PR Preview" w:date="2026-01-01T00:00:00Z">
+        <w:r>
+          <w:t xml:space="preserve"> </w:t>
+        </w:r>
+      </w:ins>
+      <w:ins w:id="720" w:author="PR Preview" w:date="2026-01-01T00:00:00Z">
         <w:r>
           <w:t xml:space="preserve">Take</w:t>
         </w:r>
       </w:ins>
-      <w:ins w:id="718" w:author="PR Preview" w:date="2026-01-01T00:00:00Z">
+      <w:ins w:id="721" w:author="PR Preview" w:date="2026-01-01T00:00:00Z">
         <w:r>
           <w:t xml:space="preserve"> </w:t>
         </w:r>
@@ -8964,17 +9001,17 @@
           <m:t>1</m:t>
         </m:r>
       </m:oMath>
-      <w:ins w:id="719" w:author="PR Preview" w:date="2026-01-01T00:00:00Z">
-        <w:r>
-          <w:t xml:space="preserve"> </w:t>
-        </w:r>
-      </w:ins>
-      <w:ins w:id="720" w:author="PR Preview" w:date="2026-01-01T00:00:00Z">
+      <w:ins w:id="722" w:author="PR Preview" w:date="2026-01-01T00:00:00Z">
+        <w:r>
+          <w:t xml:space="preserve"> </w:t>
+        </w:r>
+      </w:ins>
+      <w:ins w:id="723" w:author="PR Preview" w:date="2026-01-01T00:00:00Z">
         <w:r>
           <w:t xml:space="preserve">and</w:t>
         </w:r>
       </w:ins>
-      <w:ins w:id="721" w:author="PR Preview" w:date="2026-01-01T00:00:00Z">
+      <w:ins w:id="724" w:author="PR Preview" w:date="2026-01-01T00:00:00Z">
         <w:r>
           <w:t xml:space="preserve"> </w:t>
         </w:r>
@@ -8999,22 +9036,22 @@
           <m:t>1</m:t>
         </m:r>
       </m:oMath>
-      <w:ins w:id="722" w:author="PR Preview" w:date="2026-01-01T00:00:00Z">
+      <w:ins w:id="725" w:author="PR Preview" w:date="2026-01-01T00:00:00Z">
         <w:r>
           <w:t xml:space="preserve">.</w:t>
         </w:r>
       </w:ins>
-      <w:ins w:id="723" w:author="PR Preview" w:date="2026-01-01T00:00:00Z">
-        <w:r>
-          <w:t xml:space="preserve"> </w:t>
-        </w:r>
-      </w:ins>
-      <w:ins w:id="724" w:author="PR Preview" w:date="2026-01-01T00:00:00Z">
+      <w:ins w:id="726" w:author="PR Preview" w:date="2026-01-01T00:00:00Z">
+        <w:r>
+          <w:t xml:space="preserve"> </w:t>
+        </w:r>
+      </w:ins>
+      <w:ins w:id="727" w:author="PR Preview" w:date="2026-01-01T00:00:00Z">
         <w:r>
           <w:t xml:space="preserve">Then</w:t>
         </w:r>
       </w:ins>
-      <w:ins w:id="725" w:author="PR Preview" w:date="2026-01-01T00:00:00Z">
+      <w:ins w:id="728" w:author="PR Preview" w:date="2026-01-01T00:00:00Z">
         <w:r>
           <w:t xml:space="preserve"> </w:t>
         </w:r>
@@ -9066,7 +9103,7 @@
           <m:t>2</m:t>
         </m:r>
       </m:oMath>
-      <w:ins w:id="726" w:author="PR Preview" w:date="2026-01-01T00:00:00Z">
+      <w:ins w:id="729" w:author="PR Preview" w:date="2026-01-01T00:00:00Z">
         <w:r>
           <w:t xml:space="preserve">.</w:t>
         </w:r>
@@ -9078,7 +9115,7 @@
       <w:pPr>
         <w:pStyle w:val="BodyText"/>
       </w:pPr>
-      <w:ins w:id="727" w:author="PR Preview" w:date="2026-01-01T00:00:00Z">
+      <w:ins w:id="730" w:author="PR Preview" w:date="2026-01-01T00:00:00Z">
         <w:r>
           <w:rPr>
             <w:b/>
@@ -9087,17 +9124,17 @@
           <w:t xml:space="preserve">Exercise 5 (An equation without a solution)</w:t>
         </w:r>
       </w:ins>
-      <w:ins w:id="728" w:author="PR Preview" w:date="2026-01-01T00:00:00Z">
-        <w:r>
-          <w:t xml:space="preserve"> </w:t>
-        </w:r>
-      </w:ins>
-      <w:ins w:id="729" w:author="PR Preview" w:date="2026-01-01T00:00:00Z">
+      <w:ins w:id="731" w:author="PR Preview" w:date="2026-01-01T00:00:00Z">
+        <w:r>
+          <w:t xml:space="preserve"> </w:t>
+        </w:r>
+      </w:ins>
+      <w:ins w:id="732" w:author="PR Preview" w:date="2026-01-01T00:00:00Z">
         <w:r>
           <w:t xml:space="preserve">Prove or disprove: there are integers</w:t>
         </w:r>
       </w:ins>
-      <w:ins w:id="730" w:author="PR Preview" w:date="2026-01-01T00:00:00Z">
+      <w:ins w:id="733" w:author="PR Preview" w:date="2026-01-01T00:00:00Z">
         <w:r>
           <w:t xml:space="preserve"> </w:t>
         </w:r>
@@ -9107,17 +9144,17 @@
           <m:t>m</m:t>
         </m:r>
       </m:oMath>
-      <w:ins w:id="731" w:author="PR Preview" w:date="2026-01-01T00:00:00Z">
-        <w:r>
-          <w:t xml:space="preserve"> </w:t>
-        </w:r>
-      </w:ins>
-      <w:ins w:id="732" w:author="PR Preview" w:date="2026-01-01T00:00:00Z">
+      <w:ins w:id="734" w:author="PR Preview" w:date="2026-01-01T00:00:00Z">
+        <w:r>
+          <w:t xml:space="preserve"> </w:t>
+        </w:r>
+      </w:ins>
+      <w:ins w:id="735" w:author="PR Preview" w:date="2026-01-01T00:00:00Z">
         <w:r>
           <w:t xml:space="preserve">and</w:t>
         </w:r>
       </w:ins>
-      <w:ins w:id="733" w:author="PR Preview" w:date="2026-01-01T00:00:00Z">
+      <w:ins w:id="736" w:author="PR Preview" w:date="2026-01-01T00:00:00Z">
         <w:r>
           <w:t xml:space="preserve"> </w:t>
         </w:r>
@@ -9127,17 +9164,17 @@
           <m:t>n</m:t>
         </m:r>
       </m:oMath>
-      <w:ins w:id="734" w:author="PR Preview" w:date="2026-01-01T00:00:00Z">
-        <w:r>
-          <w:t xml:space="preserve"> </w:t>
-        </w:r>
-      </w:ins>
-      <w:ins w:id="735" w:author="PR Preview" w:date="2026-01-01T00:00:00Z">
+      <w:ins w:id="737" w:author="PR Preview" w:date="2026-01-01T00:00:00Z">
+        <w:r>
+          <w:t xml:space="preserve"> </w:t>
+        </w:r>
+      </w:ins>
+      <w:ins w:id="738" w:author="PR Preview" w:date="2026-01-01T00:00:00Z">
         <w:r>
           <w:t xml:space="preserve">with</w:t>
         </w:r>
       </w:ins>
-      <w:ins w:id="736" w:author="PR Preview" w:date="2026-01-01T00:00:00Z">
+      <w:ins w:id="739" w:author="PR Preview" w:date="2026-01-01T00:00:00Z">
         <w:r>
           <w:t xml:space="preserve"> </w:t>
         </w:r>
@@ -9171,7 +9208,7 @@
           <m:t>3</m:t>
         </m:r>
       </m:oMath>
-      <w:ins w:id="737" w:author="PR Preview" w:date="2026-01-01T00:00:00Z">
+      <w:ins w:id="740" w:author="PR Preview" w:date="2026-01-01T00:00:00Z">
         <w:r>
           <w:t xml:space="preserve">.</w:t>
         </w:r>
@@ -9183,7 +9220,7 @@
       <w:pPr>
         <w:pStyle w:val="BodyText"/>
       </w:pPr>
-      <w:ins w:id="738" w:author="PR Preview" w:date="2026-01-01T00:00:00Z">
+      <w:ins w:id="741" w:author="PR Preview" w:date="2026-01-01T00:00:00Z">
         <w:r>
           <w:rPr>
             <w:i/>
@@ -9192,33 +9229,33 @@
           <w:t xml:space="preserve">Solution 5</w:t>
         </w:r>
       </w:ins>
-      <w:ins w:id="739" w:author="PR Preview" w:date="2026-01-01T00:00:00Z">
+      <w:ins w:id="742" w:author="PR Preview" w:date="2026-01-01T00:00:00Z">
         <w:r>
           <w:t xml:space="preserve">. </w:t>
         </w:r>
       </w:ins>
-      <w:ins w:id="740" w:author="PR Preview" w:date="2026-01-01T00:00:00Z">
+      <w:ins w:id="743" w:author="PR Preview" w:date="2026-01-01T00:00:00Z">
         <w:r>
           <w:t xml:space="preserve">The proposition is false.</w:t>
         </w:r>
       </w:ins>
-      <w:ins w:id="741" w:author="PR Preview" w:date="2026-01-01T00:00:00Z">
-        <w:r>
-          <w:t xml:space="preserve"> </w:t>
-        </w:r>
-      </w:ins>
-      <w:ins w:id="742" w:author="PR Preview" w:date="2026-01-01T00:00:00Z">
+      <w:ins w:id="744" w:author="PR Preview" w:date="2026-01-01T00:00:00Z">
+        <w:r>
+          <w:t xml:space="preserve"> </w:t>
+        </w:r>
+      </w:ins>
+      <w:ins w:id="745" w:author="PR Preview" w:date="2026-01-01T00:00:00Z">
         <w:r>
           <w:t xml:space="preserve">Applying</w:t>
         </w:r>
       </w:ins>
-      <w:ins w:id="743" w:author="PR Preview" w:date="2026-01-01T00:00:00Z">
+      <w:ins w:id="746" w:author="PR Preview" w:date="2026-01-01T00:00:00Z">
         <w:r>
           <w:t xml:space="preserve"> </w:t>
         </w:r>
       </w:ins>
       <w:hyperlink r:id="rId50">
-        <w:ins w:id="744" w:author="PR Preview" w:date="2026-01-01T00:00:00Z">
+        <w:ins w:id="747" w:author="PR Preview" w:date="2026-01-01T00:00:00Z">
           <w:r>
             <w:rPr>
               <w:rStyle w:val="Hyperlink"/>
@@ -9227,37 +9264,37 @@
           </w:r>
         </w:ins>
       </w:hyperlink>
-      <w:ins w:id="745" w:author="PR Preview" w:date="2026-01-01T00:00:00Z">
-        <w:r>
-          <w:t xml:space="preserve"> </w:t>
-        </w:r>
-      </w:ins>
-      <w:ins w:id="746" w:author="PR Preview" w:date="2026-01-01T00:00:00Z">
+      <w:ins w:id="748" w:author="PR Preview" w:date="2026-01-01T00:00:00Z">
+        <w:r>
+          <w:t xml:space="preserve"> </w:t>
+        </w:r>
+      </w:ins>
+      <w:ins w:id="749" w:author="PR Preview" w:date="2026-01-01T00:00:00Z">
         <w:r>
           <w:t xml:space="preserve">to each of its two quantifiers in turn,</w:t>
         </w:r>
       </w:ins>
-      <w:ins w:id="747" w:author="PR Preview" w:date="2026-01-01T00:00:00Z">
-        <w:r>
-          <w:t xml:space="preserve"> </w:t>
-        </w:r>
-      </w:ins>
-      <w:ins w:id="748" w:author="PR Preview" w:date="2026-01-01T00:00:00Z">
+      <w:ins w:id="750" w:author="PR Preview" w:date="2026-01-01T00:00:00Z">
+        <w:r>
+          <w:t xml:space="preserve"> </w:t>
+        </w:r>
+      </w:ins>
+      <w:ins w:id="751" w:author="PR Preview" w:date="2026-01-01T00:00:00Z">
         <w:r>
           <w:t xml:space="preserve">its negation is</w:t>
         </w:r>
       </w:ins>
-      <w:ins w:id="749" w:author="PR Preview" w:date="2026-01-01T00:00:00Z">
-        <w:r>
-          <w:t xml:space="preserve"> </w:t>
-        </w:r>
-      </w:ins>
-      <w:ins w:id="750" w:author="PR Preview" w:date="2026-01-01T00:00:00Z">
+      <w:ins w:id="752" w:author="PR Preview" w:date="2026-01-01T00:00:00Z">
+        <w:r>
+          <w:t xml:space="preserve"> </w:t>
+        </w:r>
+      </w:ins>
+      <w:ins w:id="753" w:author="PR Preview" w:date="2026-01-01T00:00:00Z">
         <w:r>
           <w:t xml:space="preserve">“for all integers</w:t>
         </w:r>
       </w:ins>
-      <w:ins w:id="751" w:author="PR Preview" w:date="2026-01-01T00:00:00Z">
+      <w:ins w:id="754" w:author="PR Preview" w:date="2026-01-01T00:00:00Z">
         <w:r>
           <w:t xml:space="preserve"> </w:t>
         </w:r>
@@ -9267,17 +9304,17 @@
           <m:t>m</m:t>
         </m:r>
       </m:oMath>
-      <w:ins w:id="752" w:author="PR Preview" w:date="2026-01-01T00:00:00Z">
-        <w:r>
-          <w:t xml:space="preserve"> </w:t>
-        </w:r>
-      </w:ins>
-      <w:ins w:id="753" w:author="PR Preview" w:date="2026-01-01T00:00:00Z">
+      <w:ins w:id="755" w:author="PR Preview" w:date="2026-01-01T00:00:00Z">
+        <w:r>
+          <w:t xml:space="preserve"> </w:t>
+        </w:r>
+      </w:ins>
+      <w:ins w:id="756" w:author="PR Preview" w:date="2026-01-01T00:00:00Z">
         <w:r>
           <w:t xml:space="preserve">and</w:t>
         </w:r>
       </w:ins>
-      <w:ins w:id="754" w:author="PR Preview" w:date="2026-01-01T00:00:00Z">
+      <w:ins w:id="757" w:author="PR Preview" w:date="2026-01-01T00:00:00Z">
         <w:r>
           <w:t xml:space="preserve"> </w:t>
         </w:r>
@@ -9287,12 +9324,12 @@
           <m:t>n</m:t>
         </m:r>
       </m:oMath>
-      <w:ins w:id="755" w:author="PR Preview" w:date="2026-01-01T00:00:00Z">
+      <w:ins w:id="758" w:author="PR Preview" w:date="2026-01-01T00:00:00Z">
         <w:r>
           <w:t xml:space="preserve">,</w:t>
         </w:r>
       </w:ins>
-      <w:ins w:id="756" w:author="PR Preview" w:date="2026-01-01T00:00:00Z">
+      <w:ins w:id="759" w:author="PR Preview" w:date="2026-01-01T00:00:00Z">
         <w:r>
           <w:t xml:space="preserve"> </w:t>
         </w:r>
@@ -9326,37 +9363,37 @@
           <m:t>3</m:t>
         </m:r>
       </m:oMath>
-      <w:ins w:id="757" w:author="PR Preview" w:date="2026-01-01T00:00:00Z">
+      <w:ins w:id="760" w:author="PR Preview" w:date="2026-01-01T00:00:00Z">
         <w:r>
           <w:t xml:space="preserve">”</w:t>
         </w:r>
       </w:ins>
-      <w:ins w:id="758" w:author="PR Preview" w:date="2026-01-01T00:00:00Z">
+      <w:ins w:id="761" w:author="PR Preview" w:date="2026-01-01T00:00:00Z">
         <w:r>
           <w:t xml:space="preserve">,</w:t>
         </w:r>
       </w:ins>
-      <w:ins w:id="759" w:author="PR Preview" w:date="2026-01-01T00:00:00Z">
-        <w:r>
-          <w:t xml:space="preserve"> </w:t>
-        </w:r>
-      </w:ins>
-      <w:ins w:id="760" w:author="PR Preview" w:date="2026-01-01T00:00:00Z">
+      <w:ins w:id="762" w:author="PR Preview" w:date="2026-01-01T00:00:00Z">
+        <w:r>
+          <w:t xml:space="preserve"> </w:t>
+        </w:r>
+      </w:ins>
+      <w:ins w:id="763" w:author="PR Preview" w:date="2026-01-01T00:00:00Z">
         <w:r>
           <w:t xml:space="preserve">and we prove that.</w:t>
         </w:r>
       </w:ins>
-      <w:ins w:id="761" w:author="PR Preview" w:date="2026-01-01T00:00:00Z">
-        <w:r>
-          <w:t xml:space="preserve"> </w:t>
-        </w:r>
-      </w:ins>
-      <w:ins w:id="762" w:author="PR Preview" w:date="2026-01-01T00:00:00Z">
+      <w:ins w:id="764" w:author="PR Preview" w:date="2026-01-01T00:00:00Z">
+        <w:r>
+          <w:t xml:space="preserve"> </w:t>
+        </w:r>
+      </w:ins>
+      <w:ins w:id="765" w:author="PR Preview" w:date="2026-01-01T00:00:00Z">
         <w:r>
           <w:t xml:space="preserve">Let</w:t>
         </w:r>
       </w:ins>
-      <w:ins w:id="763" w:author="PR Preview" w:date="2026-01-01T00:00:00Z">
+      <w:ins w:id="766" w:author="PR Preview" w:date="2026-01-01T00:00:00Z">
         <w:r>
           <w:t xml:space="preserve"> </w:t>
         </w:r>
@@ -9366,17 +9403,17 @@
           <m:t>m</m:t>
         </m:r>
       </m:oMath>
-      <w:ins w:id="764" w:author="PR Preview" w:date="2026-01-01T00:00:00Z">
-        <w:r>
-          <w:t xml:space="preserve"> </w:t>
-        </w:r>
-      </w:ins>
-      <w:ins w:id="765" w:author="PR Preview" w:date="2026-01-01T00:00:00Z">
+      <w:ins w:id="767" w:author="PR Preview" w:date="2026-01-01T00:00:00Z">
+        <w:r>
+          <w:t xml:space="preserve"> </w:t>
+        </w:r>
+      </w:ins>
+      <w:ins w:id="768" w:author="PR Preview" w:date="2026-01-01T00:00:00Z">
         <w:r>
           <w:t xml:space="preserve">and</w:t>
         </w:r>
       </w:ins>
-      <w:ins w:id="766" w:author="PR Preview" w:date="2026-01-01T00:00:00Z">
+      <w:ins w:id="769" w:author="PR Preview" w:date="2026-01-01T00:00:00Z">
         <w:r>
           <w:t xml:space="preserve"> </w:t>
         </w:r>
@@ -9386,27 +9423,27 @@
           <m:t>n</m:t>
         </m:r>
       </m:oMath>
-      <w:ins w:id="767" w:author="PR Preview" w:date="2026-01-01T00:00:00Z">
-        <w:r>
-          <w:t xml:space="preserve"> </w:t>
-        </w:r>
-      </w:ins>
-      <w:ins w:id="768" w:author="PR Preview" w:date="2026-01-01T00:00:00Z">
+      <w:ins w:id="770" w:author="PR Preview" w:date="2026-01-01T00:00:00Z">
+        <w:r>
+          <w:t xml:space="preserve"> </w:t>
+        </w:r>
+      </w:ins>
+      <w:ins w:id="771" w:author="PR Preview" w:date="2026-01-01T00:00:00Z">
         <w:r>
           <w:t xml:space="preserve">be integers.</w:t>
         </w:r>
       </w:ins>
-      <w:ins w:id="769" w:author="PR Preview" w:date="2026-01-01T00:00:00Z">
-        <w:r>
-          <w:t xml:space="preserve"> </w:t>
-        </w:r>
-      </w:ins>
-      <w:ins w:id="770" w:author="PR Preview" w:date="2026-01-01T00:00:00Z">
+      <w:ins w:id="772" w:author="PR Preview" w:date="2026-01-01T00:00:00Z">
+        <w:r>
+          <w:t xml:space="preserve"> </w:t>
+        </w:r>
+      </w:ins>
+      <w:ins w:id="773" w:author="PR Preview" w:date="2026-01-01T00:00:00Z">
         <w:r>
           <w:t xml:space="preserve">Then</w:t>
         </w:r>
       </w:ins>
-      <w:ins w:id="771" w:author="PR Preview" w:date="2026-01-01T00:00:00Z">
+      <w:ins w:id="774" w:author="PR Preview" w:date="2026-01-01T00:00:00Z">
         <w:r>
           <w:t xml:space="preserve"> </w:t>
         </w:r>
@@ -9470,12 +9507,12 @@
           <m:t>)</m:t>
         </m:r>
       </m:oMath>
-      <w:ins w:id="772" w:author="PR Preview" w:date="2026-01-01T00:00:00Z">
+      <w:ins w:id="775" w:author="PR Preview" w:date="2026-01-01T00:00:00Z">
         <w:r>
           <w:t xml:space="preserve">, and</w:t>
         </w:r>
       </w:ins>
-      <w:ins w:id="773" w:author="PR Preview" w:date="2026-01-01T00:00:00Z">
+      <w:ins w:id="776" w:author="PR Preview" w:date="2026-01-01T00:00:00Z">
         <w:r>
           <w:t xml:space="preserve"> </w:t>
         </w:r>
@@ -9500,18 +9537,18 @@
           <m:t>n</m:t>
         </m:r>
       </m:oMath>
-      <w:ins w:id="774" w:author="PR Preview" w:date="2026-01-01T00:00:00Z">
-        <w:r>
-          <w:t xml:space="preserve"> </w:t>
-        </w:r>
-      </w:ins>
-      <w:ins w:id="775" w:author="PR Preview" w:date="2026-01-01T00:00:00Z">
+      <w:ins w:id="777" w:author="PR Preview" w:date="2026-01-01T00:00:00Z">
+        <w:r>
+          <w:t xml:space="preserve"> </w:t>
+        </w:r>
+      </w:ins>
+      <w:ins w:id="778" w:author="PR Preview" w:date="2026-01-01T00:00:00Z">
         <w:r>
           <w:t xml:space="preserve">is an integer (</w:t>
         </w:r>
       </w:ins>
       <w:hyperlink r:id="rId21">
-        <w:ins w:id="776" w:author="PR Preview" w:date="2026-01-01T00:00:00Z">
+        <w:ins w:id="779" w:author="PR Preview" w:date="2026-01-01T00:00:00Z">
           <w:r>
             <w:rPr>
               <w:rStyle w:val="Hyperlink"/>
@@ -9520,22 +9557,22 @@
           </w:r>
         </w:ins>
       </w:hyperlink>
-      <w:ins w:id="777" w:author="PR Preview" w:date="2026-01-01T00:00:00Z">
+      <w:ins w:id="780" w:author="PR Preview" w:date="2026-01-01T00:00:00Z">
         <w:r>
           <w:t xml:space="preserve">),</w:t>
         </w:r>
       </w:ins>
-      <w:ins w:id="778" w:author="PR Preview" w:date="2026-01-01T00:00:00Z">
-        <w:r>
-          <w:t xml:space="preserve"> </w:t>
-        </w:r>
-      </w:ins>
-      <w:ins w:id="779" w:author="PR Preview" w:date="2026-01-01T00:00:00Z">
+      <w:ins w:id="781" w:author="PR Preview" w:date="2026-01-01T00:00:00Z">
+        <w:r>
+          <w:t xml:space="preserve"> </w:t>
+        </w:r>
+      </w:ins>
+      <w:ins w:id="782" w:author="PR Preview" w:date="2026-01-01T00:00:00Z">
         <w:r>
           <w:t xml:space="preserve">so</w:t>
         </w:r>
       </w:ins>
-      <w:ins w:id="780" w:author="PR Preview" w:date="2026-01-01T00:00:00Z">
+      <w:ins w:id="783" w:author="PR Preview" w:date="2026-01-01T00:00:00Z">
         <w:r>
           <w:t xml:space="preserve"> </w:t>
         </w:r>
@@ -9560,18 +9597,18 @@
           <m:t>n</m:t>
         </m:r>
       </m:oMath>
-      <w:ins w:id="781" w:author="PR Preview" w:date="2026-01-01T00:00:00Z">
-        <w:r>
-          <w:t xml:space="preserve"> </w:t>
-        </w:r>
-      </w:ins>
-      <w:ins w:id="782" w:author="PR Preview" w:date="2026-01-01T00:00:00Z">
+      <w:ins w:id="784" w:author="PR Preview" w:date="2026-01-01T00:00:00Z">
+        <w:r>
+          <w:t xml:space="preserve"> </w:t>
+        </w:r>
+      </w:ins>
+      <w:ins w:id="785" w:author="PR Preview" w:date="2026-01-01T00:00:00Z">
         <w:r>
           <w:t xml:space="preserve">is even (</w:t>
         </w:r>
       </w:ins>
       <w:hyperlink r:id="rId20">
-        <w:ins w:id="783" w:author="PR Preview" w:date="2026-01-01T00:00:00Z">
+        <w:ins w:id="786" w:author="PR Preview" w:date="2026-01-01T00:00:00Z">
           <w:r>
             <w:rPr>
               <w:rStyle w:val="Hyperlink"/>
@@ -9580,22 +9617,22 @@
           </w:r>
         </w:ins>
       </w:hyperlink>
-      <w:ins w:id="784" w:author="PR Preview" w:date="2026-01-01T00:00:00Z">
+      <w:ins w:id="787" w:author="PR Preview" w:date="2026-01-01T00:00:00Z">
         <w:r>
           <w:t xml:space="preserve">).</w:t>
         </w:r>
       </w:ins>
-      <w:ins w:id="785" w:author="PR Preview" w:date="2026-01-01T00:00:00Z">
-        <w:r>
-          <w:t xml:space="preserve"> </w:t>
-        </w:r>
-      </w:ins>
-      <w:ins w:id="786" w:author="PR Preview" w:date="2026-01-01T00:00:00Z">
+      <w:ins w:id="788" w:author="PR Preview" w:date="2026-01-01T00:00:00Z">
+        <w:r>
+          <w:t xml:space="preserve"> </w:t>
+        </w:r>
+      </w:ins>
+      <w:ins w:id="789" w:author="PR Preview" w:date="2026-01-01T00:00:00Z">
         <w:r>
           <w:t xml:space="preserve">But</w:t>
         </w:r>
       </w:ins>
-      <w:ins w:id="787" w:author="PR Preview" w:date="2026-01-01T00:00:00Z">
+      <w:ins w:id="790" w:author="PR Preview" w:date="2026-01-01T00:00:00Z">
         <w:r>
           <w:t xml:space="preserve"> </w:t>
         </w:r>
@@ -9632,18 +9669,18 @@
           <m:t>1</m:t>
         </m:r>
       </m:oMath>
-      <w:ins w:id="788" w:author="PR Preview" w:date="2026-01-01T00:00:00Z">
-        <w:r>
-          <w:t xml:space="preserve"> </w:t>
-        </w:r>
-      </w:ins>
-      <w:ins w:id="789" w:author="PR Preview" w:date="2026-01-01T00:00:00Z">
+      <w:ins w:id="791" w:author="PR Preview" w:date="2026-01-01T00:00:00Z">
+        <w:r>
+          <w:t xml:space="preserve"> </w:t>
+        </w:r>
+      </w:ins>
+      <w:ins w:id="792" w:author="PR Preview" w:date="2026-01-01T00:00:00Z">
         <w:r>
           <w:t xml:space="preserve">is odd (</w:t>
         </w:r>
       </w:ins>
       <w:hyperlink r:id="rId29">
-        <w:ins w:id="790" w:author="PR Preview" w:date="2026-01-01T00:00:00Z">
+        <w:ins w:id="793" w:author="PR Preview" w:date="2026-01-01T00:00:00Z">
           <w:r>
             <w:rPr>
               <w:rStyle w:val="Hyperlink"/>
@@ -9652,23 +9689,23 @@
           </w:r>
         </w:ins>
       </w:hyperlink>
-      <w:ins w:id="791" w:author="PR Preview" w:date="2026-01-01T00:00:00Z">
+      <w:ins w:id="794" w:author="PR Preview" w:date="2026-01-01T00:00:00Z">
         <w:r>
           <w:t xml:space="preserve">),</w:t>
         </w:r>
       </w:ins>
-      <w:ins w:id="792" w:author="PR Preview" w:date="2026-01-01T00:00:00Z">
-        <w:r>
-          <w:t xml:space="preserve"> </w:t>
-        </w:r>
-      </w:ins>
-      <w:ins w:id="793" w:author="PR Preview" w:date="2026-01-01T00:00:00Z">
+      <w:ins w:id="795" w:author="PR Preview" w:date="2026-01-01T00:00:00Z">
+        <w:r>
+          <w:t xml:space="preserve"> </w:t>
+        </w:r>
+      </w:ins>
+      <w:ins w:id="796" w:author="PR Preview" w:date="2026-01-01T00:00:00Z">
         <w:r>
           <w:t xml:space="preserve">and no integer is both even and odd (</w:t>
         </w:r>
       </w:ins>
       <w:hyperlink r:id="rId21">
-        <w:ins w:id="794" w:author="PR Preview" w:date="2026-01-01T00:00:00Z">
+        <w:ins w:id="797" w:author="PR Preview" w:date="2026-01-01T00:00:00Z">
           <w:r>
             <w:rPr>
               <w:rStyle w:val="Hyperlink"/>
@@ -9677,22 +9714,22 @@
           </w:r>
         </w:ins>
       </w:hyperlink>
-      <w:ins w:id="795" w:author="PR Preview" w:date="2026-01-01T00:00:00Z">
+      <w:ins w:id="798" w:author="PR Preview" w:date="2026-01-01T00:00:00Z">
         <w:r>
           <w:t xml:space="preserve">),</w:t>
         </w:r>
       </w:ins>
-      <w:ins w:id="796" w:author="PR Preview" w:date="2026-01-01T00:00:00Z">
-        <w:r>
-          <w:t xml:space="preserve"> </w:t>
-        </w:r>
-      </w:ins>
-      <w:ins w:id="797" w:author="PR Preview" w:date="2026-01-01T00:00:00Z">
+      <w:ins w:id="799" w:author="PR Preview" w:date="2026-01-01T00:00:00Z">
+        <w:r>
+          <w:t xml:space="preserve"> </w:t>
+        </w:r>
+      </w:ins>
+      <w:ins w:id="800" w:author="PR Preview" w:date="2026-01-01T00:00:00Z">
         <w:r>
           <w:t xml:space="preserve">so</w:t>
         </w:r>
       </w:ins>
-      <w:ins w:id="798" w:author="PR Preview" w:date="2026-01-01T00:00:00Z">
+      <w:ins w:id="801" w:author="PR Preview" w:date="2026-01-01T00:00:00Z">
         <w:r>
           <w:t xml:space="preserve"> </w:t>
         </w:r>
@@ -9726,7 +9763,7 @@
           <m:t>3</m:t>
         </m:r>
       </m:oMath>
-      <w:ins w:id="799" w:author="PR Preview" w:date="2026-01-01T00:00:00Z">
+      <w:ins w:id="802" w:author="PR Preview" w:date="2026-01-01T00:00:00Z">
         <w:r>
           <w:t xml:space="preserve">.</w:t>
         </w:r>
@@ -9739,7 +9776,7 @@
       <w:pPr>
         <w:pStyle w:val="Heading1"/>
       </w:pPr>
-      <w:ins w:id="800" w:author="PR Preview" w:date="2026-01-01T00:00:00Z">
+      <w:ins w:id="803" w:author="PR Preview" w:date="2026-01-01T00:00:00Z">
         <w:r>
           <w:t xml:space="preserve">References</w:t>
         </w:r>
@@ -9751,17 +9788,17 @@
       <w:pPr>
         <w:pStyle w:val="Bibliography"/>
       </w:pPr>
-      <w:ins w:id="801" w:author="PR Preview" w:date="2026-01-01T00:00:00Z">
+      <w:ins w:id="804" w:author="PR Preview" w:date="2026-01-01T00:00:00Z">
         <w:r>
           <w:t xml:space="preserve">Wikipedia contributors. 2026.</w:t>
         </w:r>
       </w:ins>
-      <w:ins w:id="802" w:author="PR Preview" w:date="2026-01-01T00:00:00Z">
-        <w:r>
-          <w:t xml:space="preserve"> </w:t>
-        </w:r>
-      </w:ins>
-      <w:ins w:id="803" w:author="PR Preview" w:date="2026-01-01T00:00:00Z">
+      <w:ins w:id="805" w:author="PR Preview" w:date="2026-01-01T00:00:00Z">
+        <w:r>
+          <w:t xml:space="preserve"> </w:t>
+        </w:r>
+      </w:ins>
+      <w:ins w:id="806" w:author="PR Preview" w:date="2026-01-01T00:00:00Z">
         <w:r>
           <w:rPr>
             <w:i/>
@@ -9770,7 +9807,7 @@
           <w:t xml:space="preserve">Constructive Proof —</w:t>
         </w:r>
       </w:ins>
-      <w:ins w:id="804" w:author="PR Preview" w:date="2026-01-01T00:00:00Z">
+      <w:ins w:id="807" w:author="PR Preview" w:date="2026-01-01T00:00:00Z">
         <w:r>
           <w:rPr>
             <w:i/>
@@ -9779,7 +9816,7 @@
           <w:t xml:space="preserve"> </w:t>
         </w:r>
       </w:ins>
-      <w:ins w:id="805" w:author="PR Preview" w:date="2026-01-01T00:00:00Z">
+      <w:ins w:id="808" w:author="PR Preview" w:date="2026-01-01T00:00:00Z">
         <w:r>
           <w:rPr>
             <w:i/>
@@ -9788,7 +9825,7 @@
           <w:t xml:space="preserve">Wikipedia</w:t>
         </w:r>
       </w:ins>
-      <w:ins w:id="806" w:author="PR Preview" w:date="2026-01-01T00:00:00Z">
+      <w:ins w:id="809" w:author="PR Preview" w:date="2026-01-01T00:00:00Z">
         <w:r>
           <w:rPr>
             <w:i/>
@@ -9797,7 +9834,7 @@
           <w:t xml:space="preserve">,</w:t>
         </w:r>
       </w:ins>
-      <w:ins w:id="807" w:author="PR Preview" w:date="2026-01-01T00:00:00Z">
+      <w:ins w:id="810" w:author="PR Preview" w:date="2026-01-01T00:00:00Z">
         <w:r>
           <w:rPr>
             <w:i/>
@@ -9806,7 +9843,7 @@
           <w:t xml:space="preserve"> </w:t>
         </w:r>
       </w:ins>
-      <w:ins w:id="808" w:author="PR Preview" w:date="2026-01-01T00:00:00Z">
+      <w:ins w:id="811" w:author="PR Preview" w:date="2026-01-01T00:00:00Z">
         <w:r>
           <w:rPr>
             <w:i/>
@@ -9815,18 +9852,18 @@
           <w:t xml:space="preserve">the Free Encyclopedia</w:t>
         </w:r>
       </w:ins>
-      <w:ins w:id="809" w:author="PR Preview" w:date="2026-01-01T00:00:00Z">
+      <w:ins w:id="812" w:author="PR Preview" w:date="2026-01-01T00:00:00Z">
         <w:r>
           <w:t xml:space="preserve">.</w:t>
         </w:r>
       </w:ins>
-      <w:ins w:id="810" w:author="PR Preview" w:date="2026-01-01T00:00:00Z">
+      <w:ins w:id="813" w:author="PR Preview" w:date="2026-01-01T00:00:00Z">
         <w:r>
           <w:t xml:space="preserve"> </w:t>
         </w:r>
       </w:ins>
       <w:hyperlink r:id="rId57">
-        <w:ins w:id="811" w:author="PR Preview" w:date="2026-01-01T00:00:00Z">
+        <w:ins w:id="814" w:author="PR Preview" w:date="2026-01-01T00:00:00Z">
           <w:r>
             <w:rPr>
               <w:rStyle w:val="Hyperlink"/>
@@ -9835,7 +9872,7 @@
           </w:r>
         </w:ins>
       </w:hyperlink>
-      <w:ins w:id="812" w:author="PR Preview" w:date="2026-01-01T00:00:00Z">
+      <w:ins w:id="815" w:author="PR Preview" w:date="2026-01-01T00:00:00Z">
         <w:r>
           <w:t xml:space="preserve">.</w:t>
         </w:r>
